--- a/lessons/6-8/downloads/reveal/teacher/6.8-homework-packet-level-1.docx
+++ b/lessons/6-8/downloads/reveal/teacher/6.8-homework-packet-level-1.docx
@@ -78,14 +78,15 @@
           <w:caps/>
           <w:color w:val="003A70"/>
           <w:spacing w:val="12"/>
-          <w:sz w:val="21"/>
+          <w:sz w:val="22"/>
           <w:szCs w:val="21"/>
         </w:rPr>
-        <w:t xml:space="preserve">Lesson 6-8  ·  Homework Packet  ·  Level 1  ·  Sheet 1 of 2</w:t>
+        <w:t xml:space="preserve">Lesson 6-8  ·  Homework Packet  ·  Supported  ·  Session 1 · pages 1–2</w:t>
       </w:r>
     </w:p>
     <w:p>
       <w:pPr>
+        <w:pStyle w:val="Heading1"/>
         <w:keepNext/>
         <w:spacing w:before="0" w:after="10" w:line="240" w:lineRule="auto"/>
       </w:pPr>
@@ -111,7 +112,7 @@
         <w:rPr>
           <w:rFonts w:ascii="Avenir Next" w:hAnsi="Avenir Next" w:cs="Avenir Next" w:eastAsia="Avenir Next"/>
           <w:color w:val="5A5F66"/>
-          <w:sz w:val="17"/>
+          <w:sz w:val="22"/>
           <w:szCs w:val="17"/>
         </w:rPr>
         <w:t xml:space="preserve">Maryland Standard 6.EE.A.3   ·   Learning target — I can use the distributive property and like terms to rewrite an expression in simplest form.</w:t>
@@ -158,6 +159,7 @@
           </w:tcPr>
           <w:p>
             <w:pPr>
+              <w:pStyle w:val="Heading2"/>
               <w:spacing w:before="0" w:after="40" w:line="264" w:lineRule="auto"/>
             </w:pPr>
             <w:r>
@@ -185,64 +187,83 @@
                 <w:rFonts w:ascii="Avenir Next" w:hAnsi="Avenir Next" w:cs="Avenir Next" w:eastAsia="Avenir Next"/>
                 <w:b/>
                 <w:color w:val="003A70"/>
+                <w:sz w:val="22"/>
+                <w:szCs w:val="18"/>
+              </w:rPr>
+              <w:t xml:space="preserve">•</w:t>
+            </w:r>
+            <w:r>
+              <w:rPr>
+                <w:rFonts w:ascii="Avenir Next" w:hAnsi="Avenir Next" w:cs="Avenir Next" w:eastAsia="Avenir Next"/>
+                <w:color w:val="1A1A1A"/>
                 <w:sz w:val="18"/>
                 <w:szCs w:val="18"/>
               </w:rPr>
-              <w:t xml:space="preserve">•</w:t>
-            </w:r>
-            <w:r>
-              <w:rPr>
-                <w:rFonts w:ascii="Avenir Next" w:hAnsi="Avenir Next" w:cs="Avenir Next" w:eastAsia="Avenir Next"/>
-                <w:color w:val="1A1A1A"/>
-                <w:sz w:val="18"/>
+              <w:tab/>
+            </w:r>
+            <w:r>
+              <w:rPr>
+                <w:rFonts w:ascii="Avenir Next" w:hAnsi="Avenir Next" w:cs="Avenir Next" w:eastAsia="Avenir Next"/>
+                <w:b/>
+                <w:color w:val="1A1A1A"/>
+                <w:sz w:val="22"/>
                 <w:szCs w:val="18"/>
               </w:rPr>
-              <w:tab/>
+              <w:t xml:space="preserve">Distributive property:</w:t>
+            </w:r>
+            <w:r>
+              <w:rPr>
+                <w:rFonts w:ascii="Avenir Next" w:hAnsi="Avenir Next" w:cs="Avenir Next" w:eastAsia="Avenir Next"/>
+                <w:color w:val="1A1A1A"/>
+                <w:sz w:val="22"/>
+                <w:szCs w:val="18"/>
+              </w:rPr>
+              <w:t xml:space="preserve"> multiply the outside number by </w:t>
             </w:r>
             <w:r>
               <w:rPr>
                 <w:rFonts w:ascii="Avenir Next" w:hAnsi="Avenir Next" w:cs="Avenir Next" w:eastAsia="Avenir Next"/>
                 <w:b/>
                 <w:color w:val="1A1A1A"/>
-                <w:sz w:val="18"/>
+                <w:sz w:val="22"/>
                 <w:szCs w:val="18"/>
               </w:rPr>
-              <w:t xml:space="preserve">Distributive property:</w:t>
-            </w:r>
-            <w:r>
-              <w:rPr>
-                <w:rFonts w:ascii="Avenir Next" w:hAnsi="Avenir Next" w:cs="Avenir Next" w:eastAsia="Avenir Next"/>
-                <w:color w:val="1A1A1A"/>
-                <w:sz w:val="18"/>
+              <w:t xml:space="preserve">each</w:t>
+            </w:r>
+            <w:r>
+              <w:rPr>
+                <w:rFonts w:ascii="Avenir Next" w:hAnsi="Avenir Next" w:cs="Avenir Next" w:eastAsia="Avenir Next"/>
+                <w:color w:val="1A1A1A"/>
+                <w:sz w:val="22"/>
                 <w:szCs w:val="18"/>
               </w:rPr>
-              <w:t xml:space="preserve"> multiply the outside number by </w:t>
-            </w:r>
-            <w:r>
-              <w:rPr>
-                <w:rFonts w:ascii="Avenir Next" w:hAnsi="Avenir Next" w:cs="Avenir Next" w:eastAsia="Avenir Next"/>
-                <w:b/>
-                <w:color w:val="1A1A1A"/>
-                <w:sz w:val="18"/>
+              <w:t xml:space="preserve"> term inside: 4(</w:t>
+            </w:r>
+            <w:r>
+              <w:rPr>
+                <w:rFonts w:ascii="Avenir Next" w:hAnsi="Avenir Next" w:cs="Avenir Next" w:eastAsia="Avenir Next"/>
+                <w:i/>
+                <w:color w:val="1A1A1A"/>
+                <w:sz w:val="22"/>
                 <w:szCs w:val="18"/>
               </w:rPr>
-              <w:t xml:space="preserve">each</w:t>
-            </w:r>
-            <w:r>
-              <w:rPr>
-                <w:rFonts w:ascii="Avenir Next" w:hAnsi="Avenir Next" w:cs="Avenir Next" w:eastAsia="Avenir Next"/>
-                <w:color w:val="1A1A1A"/>
-                <w:sz w:val="18"/>
+              <w:t xml:space="preserve">x</w:t>
+            </w:r>
+            <w:r>
+              <w:rPr>
+                <w:rFonts w:ascii="Avenir Next" w:hAnsi="Avenir Next" w:cs="Avenir Next" w:eastAsia="Avenir Next"/>
+                <w:color w:val="1A1A1A"/>
+                <w:sz w:val="22"/>
                 <w:szCs w:val="18"/>
               </w:rPr>
-              <w:t xml:space="preserve"> term inside: 4(</w:t>
+              <w:t xml:space="preserve"> + 5) = 4</w:t>
             </w:r>
             <w:r>
               <w:rPr>
                 <w:rFonts w:ascii="Avenir Next" w:hAnsi="Avenir Next" w:cs="Avenir Next" w:eastAsia="Avenir Next"/>
                 <w:i/>
                 <w:color w:val="1A1A1A"/>
-                <w:sz w:val="18"/>
+                <w:sz w:val="22"/>
                 <w:szCs w:val="18"/>
               </w:rPr>
               <w:t xml:space="preserve">x</w:t>
@@ -251,26 +272,7 @@
               <w:rPr>
                 <w:rFonts w:ascii="Avenir Next" w:hAnsi="Avenir Next" w:cs="Avenir Next" w:eastAsia="Avenir Next"/>
                 <w:color w:val="1A1A1A"/>
-                <w:sz w:val="18"/>
-                <w:szCs w:val="18"/>
-              </w:rPr>
-              <w:t xml:space="preserve"> + 5) = 4</w:t>
-            </w:r>
-            <w:r>
-              <w:rPr>
-                <w:rFonts w:ascii="Avenir Next" w:hAnsi="Avenir Next" w:cs="Avenir Next" w:eastAsia="Avenir Next"/>
-                <w:i/>
-                <w:color w:val="1A1A1A"/>
-                <w:sz w:val="18"/>
-                <w:szCs w:val="18"/>
-              </w:rPr>
-              <w:t xml:space="preserve">x</w:t>
-            </w:r>
-            <w:r>
-              <w:rPr>
-                <w:rFonts w:ascii="Avenir Next" w:hAnsi="Avenir Next" w:cs="Avenir Next" w:eastAsia="Avenir Next"/>
-                <w:color w:val="1A1A1A"/>
-                <w:sz w:val="18"/>
+                <w:sz w:val="22"/>
                 <w:szCs w:val="18"/>
               </w:rPr>
               <w:t xml:space="preserve"> + 20.</w:t>
@@ -289,54 +291,54 @@
                 <w:rFonts w:ascii="Avenir Next" w:hAnsi="Avenir Next" w:cs="Avenir Next" w:eastAsia="Avenir Next"/>
                 <w:b/>
                 <w:color w:val="003A70"/>
+                <w:sz w:val="22"/>
+                <w:szCs w:val="18"/>
+              </w:rPr>
+              <w:t xml:space="preserve">•</w:t>
+            </w:r>
+            <w:r>
+              <w:rPr>
+                <w:rFonts w:ascii="Avenir Next" w:hAnsi="Avenir Next" w:cs="Avenir Next" w:eastAsia="Avenir Next"/>
+                <w:color w:val="1A1A1A"/>
                 <w:sz w:val="18"/>
                 <w:szCs w:val="18"/>
               </w:rPr>
-              <w:t xml:space="preserve">•</w:t>
-            </w:r>
-            <w:r>
-              <w:rPr>
-                <w:rFonts w:ascii="Avenir Next" w:hAnsi="Avenir Next" w:cs="Avenir Next" w:eastAsia="Avenir Next"/>
-                <w:color w:val="1A1A1A"/>
-                <w:sz w:val="18"/>
+              <w:tab/>
+            </w:r>
+            <w:r>
+              <w:rPr>
+                <w:rFonts w:ascii="Avenir Next" w:hAnsi="Avenir Next" w:cs="Avenir Next" w:eastAsia="Avenir Next"/>
+                <w:b/>
+                <w:color w:val="1A1A1A"/>
+                <w:sz w:val="22"/>
                 <w:szCs w:val="18"/>
               </w:rPr>
-              <w:tab/>
+              <w:t xml:space="preserve">Commutative:</w:t>
+            </w:r>
+            <w:r>
+              <w:rPr>
+                <w:rFonts w:ascii="Avenir Next" w:hAnsi="Avenir Next" w:cs="Avenir Next" w:eastAsia="Avenir Next"/>
+                <w:color w:val="1A1A1A"/>
+                <w:sz w:val="22"/>
+                <w:szCs w:val="18"/>
+              </w:rPr>
+              <w:t xml:space="preserve"> change the order. </w:t>
             </w:r>
             <w:r>
               <w:rPr>
                 <w:rFonts w:ascii="Avenir Next" w:hAnsi="Avenir Next" w:cs="Avenir Next" w:eastAsia="Avenir Next"/>
                 <w:b/>
                 <w:color w:val="1A1A1A"/>
-                <w:sz w:val="18"/>
+                <w:sz w:val="22"/>
                 <w:szCs w:val="18"/>
               </w:rPr>
-              <w:t xml:space="preserve">Commutative:</w:t>
-            </w:r>
-            <w:r>
-              <w:rPr>
-                <w:rFonts w:ascii="Avenir Next" w:hAnsi="Avenir Next" w:cs="Avenir Next" w:eastAsia="Avenir Next"/>
-                <w:color w:val="1A1A1A"/>
-                <w:sz w:val="18"/>
-                <w:szCs w:val="18"/>
-              </w:rPr>
-              <w:t xml:space="preserve"> change the order. </w:t>
-            </w:r>
-            <w:r>
-              <w:rPr>
-                <w:rFonts w:ascii="Avenir Next" w:hAnsi="Avenir Next" w:cs="Avenir Next" w:eastAsia="Avenir Next"/>
-                <w:b/>
-                <w:color w:val="1A1A1A"/>
-                <w:sz w:val="18"/>
-                <w:szCs w:val="18"/>
-              </w:rPr>
               <w:t xml:space="preserve">Associative:</w:t>
             </w:r>
             <w:r>
               <w:rPr>
                 <w:rFonts w:ascii="Avenir Next" w:hAnsi="Avenir Next" w:cs="Avenir Next" w:eastAsia="Avenir Next"/>
                 <w:color w:val="1A1A1A"/>
-                <w:sz w:val="18"/>
+                <w:sz w:val="22"/>
                 <w:szCs w:val="18"/>
               </w:rPr>
               <w:t xml:space="preserve"> change the grouping.</w:t>
@@ -355,25 +357,25 @@
                 <w:rFonts w:ascii="Avenir Next" w:hAnsi="Avenir Next" w:cs="Avenir Next" w:eastAsia="Avenir Next"/>
                 <w:b/>
                 <w:color w:val="003A70"/>
+                <w:sz w:val="22"/>
+                <w:szCs w:val="18"/>
+              </w:rPr>
+              <w:t xml:space="preserve">•</w:t>
+            </w:r>
+            <w:r>
+              <w:rPr>
+                <w:rFonts w:ascii="Avenir Next" w:hAnsi="Avenir Next" w:cs="Avenir Next" w:eastAsia="Avenir Next"/>
+                <w:color w:val="1A1A1A"/>
                 <w:sz w:val="18"/>
                 <w:szCs w:val="18"/>
               </w:rPr>
-              <w:t xml:space="preserve">•</w:t>
-            </w:r>
-            <w:r>
-              <w:rPr>
-                <w:rFonts w:ascii="Avenir Next" w:hAnsi="Avenir Next" w:cs="Avenir Next" w:eastAsia="Avenir Next"/>
-                <w:color w:val="1A1A1A"/>
-                <w:sz w:val="18"/>
-                <w:szCs w:val="18"/>
-              </w:rPr>
               <w:tab/>
             </w:r>
             <w:r>
               <w:rPr>
                 <w:rFonts w:ascii="Avenir Next" w:hAnsi="Avenir Next" w:cs="Avenir Next" w:eastAsia="Avenir Next"/>
                 <w:color w:val="1A1A1A"/>
-                <w:sz w:val="18"/>
+                <w:sz w:val="22"/>
                 <w:szCs w:val="18"/>
               </w:rPr>
               <w:t xml:space="preserve">Simplest form: distribute, put like terms together, then combine them.</w:t>
@@ -388,6 +390,7 @@
           </w:tcPr>
           <w:p>
             <w:pPr>
+              <w:pStyle w:val="Heading2"/>
               <w:spacing w:before="0" w:after="40" w:line="264" w:lineRule="auto"/>
             </w:pPr>
             <w:r>
@@ -410,7 +413,7 @@
               <w:rPr>
                 <w:rFonts w:ascii="Avenir Next" w:hAnsi="Avenir Next" w:cs="Avenir Next" w:eastAsia="Avenir Next"/>
                 <w:color w:val="1A1A1A"/>
-                <w:sz w:val="17"/>
+                <w:sz w:val="22"/>
                 <w:szCs w:val="17"/>
               </w:rPr>
               <w:t xml:space="preserve">Write 3(</w:t>
@@ -420,7 +423,7 @@
                 <w:rFonts w:ascii="Avenir Next" w:hAnsi="Avenir Next" w:cs="Avenir Next" w:eastAsia="Avenir Next"/>
                 <w:i/>
                 <w:color w:val="1A1A1A"/>
-                <w:sz w:val="17"/>
+                <w:sz w:val="22"/>
                 <w:szCs w:val="17"/>
               </w:rPr>
               <w:t xml:space="preserve">k</w:t>
@@ -429,7 +432,7 @@
               <w:rPr>
                 <w:rFonts w:ascii="Avenir Next" w:hAnsi="Avenir Next" w:cs="Avenir Next" w:eastAsia="Avenir Next"/>
                 <w:color w:val="1A1A1A"/>
-                <w:sz w:val="17"/>
+                <w:sz w:val="22"/>
                 <w:szCs w:val="17"/>
               </w:rPr>
               <w:t xml:space="preserve"> + 4) + 2</w:t>
@@ -439,7 +442,7 @@
                 <w:rFonts w:ascii="Avenir Next" w:hAnsi="Avenir Next" w:cs="Avenir Next" w:eastAsia="Avenir Next"/>
                 <w:i/>
                 <w:color w:val="1A1A1A"/>
-                <w:sz w:val="17"/>
+                <w:sz w:val="22"/>
                 <w:szCs w:val="17"/>
               </w:rPr>
               <w:t xml:space="preserve">k</w:t>
@@ -448,7 +451,7 @@
               <w:rPr>
                 <w:rFonts w:ascii="Avenir Next" w:hAnsi="Avenir Next" w:cs="Avenir Next" w:eastAsia="Avenir Next"/>
                 <w:color w:val="1A1A1A"/>
-                <w:sz w:val="17"/>
+                <w:sz w:val="22"/>
                 <w:szCs w:val="17"/>
               </w:rPr>
               <w:t xml:space="preserve"> in simplest form.</w:t>
@@ -467,54 +470,54 @@
                 <w:rFonts w:ascii="Avenir Next" w:hAnsi="Avenir Next" w:cs="Avenir Next" w:eastAsia="Avenir Next"/>
                 <w:b/>
                 <w:color w:val="003A70"/>
+                <w:sz w:val="22"/>
+                <w:szCs w:val="17"/>
+              </w:rPr>
+              <w:t xml:space="preserve">Step 1</w:t>
+            </w:r>
+            <w:r>
+              <w:rPr>
+                <w:rFonts w:ascii="Avenir Next" w:hAnsi="Avenir Next" w:cs="Avenir Next" w:eastAsia="Avenir Next"/>
+                <w:color w:val="1A1A1A"/>
                 <w:sz w:val="17"/>
                 <w:szCs w:val="17"/>
               </w:rPr>
-              <w:t xml:space="preserve">Step 1</w:t>
-            </w:r>
-            <w:r>
-              <w:rPr>
-                <w:rFonts w:ascii="Avenir Next" w:hAnsi="Avenir Next" w:cs="Avenir Next" w:eastAsia="Avenir Next"/>
-                <w:color w:val="1A1A1A"/>
-                <w:sz w:val="17"/>
+              <w:tab/>
+            </w:r>
+            <w:r>
+              <w:rPr>
+                <w:rFonts w:ascii="Avenir Next" w:hAnsi="Avenir Next" w:cs="Avenir Next" w:eastAsia="Avenir Next"/>
+                <w:color w:val="1A1A1A"/>
+                <w:sz w:val="22"/>
                 <w:szCs w:val="17"/>
               </w:rPr>
-              <w:tab/>
-            </w:r>
-            <w:r>
-              <w:rPr>
-                <w:rFonts w:ascii="Avenir Next" w:hAnsi="Avenir Next" w:cs="Avenir Next" w:eastAsia="Avenir Next"/>
-                <w:color w:val="1A1A1A"/>
-                <w:sz w:val="17"/>
+              <w:t xml:space="preserve">Distribute: 3</w:t>
+            </w:r>
+            <w:r>
+              <w:rPr>
+                <w:rFonts w:ascii="Avenir Next" w:hAnsi="Avenir Next" w:cs="Avenir Next" w:eastAsia="Avenir Next"/>
+                <w:i/>
+                <w:color w:val="1A1A1A"/>
+                <w:sz w:val="22"/>
                 <w:szCs w:val="17"/>
               </w:rPr>
-              <w:t xml:space="preserve">Distribute: 3</w:t>
+              <w:t xml:space="preserve">k</w:t>
+            </w:r>
+            <w:r>
+              <w:rPr>
+                <w:rFonts w:ascii="Avenir Next" w:hAnsi="Avenir Next" w:cs="Avenir Next" w:eastAsia="Avenir Next"/>
+                <w:color w:val="1A1A1A"/>
+                <w:sz w:val="22"/>
+                <w:szCs w:val="17"/>
+              </w:rPr>
+              <w:t xml:space="preserve"> + 12 + 2</w:t>
             </w:r>
             <w:r>
               <w:rPr>
                 <w:rFonts w:ascii="Avenir Next" w:hAnsi="Avenir Next" w:cs="Avenir Next" w:eastAsia="Avenir Next"/>
                 <w:i/>
                 <w:color w:val="1A1A1A"/>
-                <w:sz w:val="17"/>
-                <w:szCs w:val="17"/>
-              </w:rPr>
-              <w:t xml:space="preserve">k</w:t>
-            </w:r>
-            <w:r>
-              <w:rPr>
-                <w:rFonts w:ascii="Avenir Next" w:hAnsi="Avenir Next" w:cs="Avenir Next" w:eastAsia="Avenir Next"/>
-                <w:color w:val="1A1A1A"/>
-                <w:sz w:val="17"/>
-                <w:szCs w:val="17"/>
-              </w:rPr>
-              <w:t xml:space="preserve"> + 12 + 2</w:t>
-            </w:r>
-            <w:r>
-              <w:rPr>
-                <w:rFonts w:ascii="Avenir Next" w:hAnsi="Avenir Next" w:cs="Avenir Next" w:eastAsia="Avenir Next"/>
-                <w:i/>
-                <w:color w:val="1A1A1A"/>
-                <w:sz w:val="17"/>
+                <w:sz w:val="22"/>
                 <w:szCs w:val="17"/>
               </w:rPr>
               <w:t xml:space="preserve">k</w:t>
@@ -533,35 +536,54 @@
                 <w:rFonts w:ascii="Avenir Next" w:hAnsi="Avenir Next" w:cs="Avenir Next" w:eastAsia="Avenir Next"/>
                 <w:b/>
                 <w:color w:val="003A70"/>
+                <w:sz w:val="22"/>
+                <w:szCs w:val="17"/>
+              </w:rPr>
+              <w:t xml:space="preserve">Step 2</w:t>
+            </w:r>
+            <w:r>
+              <w:rPr>
+                <w:rFonts w:ascii="Avenir Next" w:hAnsi="Avenir Next" w:cs="Avenir Next" w:eastAsia="Avenir Next"/>
+                <w:color w:val="1A1A1A"/>
                 <w:sz w:val="17"/>
                 <w:szCs w:val="17"/>
               </w:rPr>
-              <w:t xml:space="preserve">Step 2</w:t>
-            </w:r>
-            <w:r>
-              <w:rPr>
-                <w:rFonts w:ascii="Avenir Next" w:hAnsi="Avenir Next" w:cs="Avenir Next" w:eastAsia="Avenir Next"/>
-                <w:color w:val="1A1A1A"/>
-                <w:sz w:val="17"/>
+              <w:tab/>
+            </w:r>
+            <w:r>
+              <w:rPr>
+                <w:rFonts w:ascii="Avenir Next" w:hAnsi="Avenir Next" w:cs="Avenir Next" w:eastAsia="Avenir Next"/>
+                <w:color w:val="1A1A1A"/>
+                <w:sz w:val="22"/>
                 <w:szCs w:val="17"/>
               </w:rPr>
-              <w:tab/>
-            </w:r>
-            <w:r>
-              <w:rPr>
-                <w:rFonts w:ascii="Avenir Next" w:hAnsi="Avenir Next" w:cs="Avenir Next" w:eastAsia="Avenir Next"/>
-                <w:color w:val="1A1A1A"/>
-                <w:sz w:val="17"/>
+              <w:t xml:space="preserve">Reorder (commutative): 3</w:t>
+            </w:r>
+            <w:r>
+              <w:rPr>
+                <w:rFonts w:ascii="Avenir Next" w:hAnsi="Avenir Next" w:cs="Avenir Next" w:eastAsia="Avenir Next"/>
+                <w:i/>
+                <w:color w:val="1A1A1A"/>
+                <w:sz w:val="22"/>
                 <w:szCs w:val="17"/>
               </w:rPr>
-              <w:t xml:space="preserve">Reorder (commutative): 3</w:t>
+              <w:t xml:space="preserve">k</w:t>
+            </w:r>
+            <w:r>
+              <w:rPr>
+                <w:rFonts w:ascii="Avenir Next" w:hAnsi="Avenir Next" w:cs="Avenir Next" w:eastAsia="Avenir Next"/>
+                <w:color w:val="1A1A1A"/>
+                <w:sz w:val="22"/>
+                <w:szCs w:val="17"/>
+              </w:rPr>
+              <w:t xml:space="preserve"> + 2</w:t>
             </w:r>
             <w:r>
               <w:rPr>
                 <w:rFonts w:ascii="Avenir Next" w:hAnsi="Avenir Next" w:cs="Avenir Next" w:eastAsia="Avenir Next"/>
                 <w:i/>
                 <w:color w:val="1A1A1A"/>
-                <w:sz w:val="17"/>
+                <w:sz w:val="22"/>
                 <w:szCs w:val="17"/>
               </w:rPr>
               <w:t xml:space="preserve">k</w:t>
@@ -570,26 +592,7 @@
               <w:rPr>
                 <w:rFonts w:ascii="Avenir Next" w:hAnsi="Avenir Next" w:cs="Avenir Next" w:eastAsia="Avenir Next"/>
                 <w:color w:val="1A1A1A"/>
-                <w:sz w:val="17"/>
-                <w:szCs w:val="17"/>
-              </w:rPr>
-              <w:t xml:space="preserve"> + 2</w:t>
-            </w:r>
-            <w:r>
-              <w:rPr>
-                <w:rFonts w:ascii="Avenir Next" w:hAnsi="Avenir Next" w:cs="Avenir Next" w:eastAsia="Avenir Next"/>
-                <w:i/>
-                <w:color w:val="1A1A1A"/>
-                <w:sz w:val="17"/>
-                <w:szCs w:val="17"/>
-              </w:rPr>
-              <w:t xml:space="preserve">k</w:t>
-            </w:r>
-            <w:r>
-              <w:rPr>
-                <w:rFonts w:ascii="Avenir Next" w:hAnsi="Avenir Next" w:cs="Avenir Next" w:eastAsia="Avenir Next"/>
-                <w:color w:val="1A1A1A"/>
-                <w:sz w:val="17"/>
+                <w:sz w:val="22"/>
                 <w:szCs w:val="17"/>
               </w:rPr>
               <w:t xml:space="preserve"> + 12</w:t>
@@ -608,44 +611,44 @@
                 <w:rFonts w:ascii="Avenir Next" w:hAnsi="Avenir Next" w:cs="Avenir Next" w:eastAsia="Avenir Next"/>
                 <w:b/>
                 <w:color w:val="003A70"/>
+                <w:sz w:val="22"/>
+                <w:szCs w:val="17"/>
+              </w:rPr>
+              <w:t xml:space="preserve">Step 3</w:t>
+            </w:r>
+            <w:r>
+              <w:rPr>
+                <w:rFonts w:ascii="Avenir Next" w:hAnsi="Avenir Next" w:cs="Avenir Next" w:eastAsia="Avenir Next"/>
+                <w:color w:val="1A1A1A"/>
                 <w:sz w:val="17"/>
                 <w:szCs w:val="17"/>
               </w:rPr>
-              <w:t xml:space="preserve">Step 3</w:t>
-            </w:r>
-            <w:r>
-              <w:rPr>
-                <w:rFonts w:ascii="Avenir Next" w:hAnsi="Avenir Next" w:cs="Avenir Next" w:eastAsia="Avenir Next"/>
-                <w:color w:val="1A1A1A"/>
-                <w:sz w:val="17"/>
+              <w:tab/>
+            </w:r>
+            <w:r>
+              <w:rPr>
+                <w:rFonts w:ascii="Avenir Next" w:hAnsi="Avenir Next" w:cs="Avenir Next" w:eastAsia="Avenir Next"/>
+                <w:color w:val="1A1A1A"/>
+                <w:sz w:val="22"/>
                 <w:szCs w:val="17"/>
               </w:rPr>
-              <w:tab/>
-            </w:r>
-            <w:r>
-              <w:rPr>
-                <w:rFonts w:ascii="Avenir Next" w:hAnsi="Avenir Next" w:cs="Avenir Next" w:eastAsia="Avenir Next"/>
-                <w:color w:val="1A1A1A"/>
-                <w:sz w:val="17"/>
+              <w:t xml:space="preserve">Combine like terms: 5</w:t>
+            </w:r>
+            <w:r>
+              <w:rPr>
+                <w:rFonts w:ascii="Avenir Next" w:hAnsi="Avenir Next" w:cs="Avenir Next" w:eastAsia="Avenir Next"/>
+                <w:i/>
+                <w:color w:val="1A1A1A"/>
+                <w:sz w:val="22"/>
                 <w:szCs w:val="17"/>
               </w:rPr>
-              <w:t xml:space="preserve">Combine like terms: 5</w:t>
-            </w:r>
-            <w:r>
-              <w:rPr>
-                <w:rFonts w:ascii="Avenir Next" w:hAnsi="Avenir Next" w:cs="Avenir Next" w:eastAsia="Avenir Next"/>
-                <w:i/>
-                <w:color w:val="1A1A1A"/>
-                <w:sz w:val="17"/>
-                <w:szCs w:val="17"/>
-              </w:rPr>
               <w:t xml:space="preserve">k</w:t>
             </w:r>
             <w:r>
               <w:rPr>
                 <w:rFonts w:ascii="Avenir Next" w:hAnsi="Avenir Next" w:cs="Avenir Next" w:eastAsia="Avenir Next"/>
                 <w:color w:val="1A1A1A"/>
-                <w:sz w:val="17"/>
+                <w:sz w:val="22"/>
                 <w:szCs w:val="17"/>
               </w:rPr>
               <w:t xml:space="preserve"> + 12</w:t>
@@ -664,18 +667,18 @@
                 <w:rFonts w:ascii="Avenir Next" w:hAnsi="Avenir Next" w:cs="Avenir Next" w:eastAsia="Avenir Next"/>
                 <w:b/>
                 <w:color w:val="1A1A1A"/>
+                <w:sz w:val="22"/>
+                <w:szCs w:val="17"/>
+              </w:rPr>
+              <w:t xml:space="preserve">Answer</w:t>
+            </w:r>
+            <w:r>
+              <w:rPr>
+                <w:rFonts w:ascii="Avenir Next" w:hAnsi="Avenir Next" w:cs="Avenir Next" w:eastAsia="Avenir Next"/>
+                <w:color w:val="1A1A1A"/>
                 <w:sz w:val="17"/>
                 <w:szCs w:val="17"/>
               </w:rPr>
-              <w:t xml:space="preserve">Answer</w:t>
-            </w:r>
-            <w:r>
-              <w:rPr>
-                <w:rFonts w:ascii="Avenir Next" w:hAnsi="Avenir Next" w:cs="Avenir Next" w:eastAsia="Avenir Next"/>
-                <w:color w:val="1A1A1A"/>
-                <w:sz w:val="17"/>
-                <w:szCs w:val="17"/>
-              </w:rPr>
               <w:tab/>
             </w:r>
             <w:r>
@@ -683,7 +686,7 @@
                 <w:rFonts w:ascii="Avenir Next" w:hAnsi="Avenir Next" w:cs="Avenir Next" w:eastAsia="Avenir Next"/>
                 <w:b/>
                 <w:color w:val="1A1A1A"/>
-                <w:sz w:val="17"/>
+                <w:sz w:val="22"/>
                 <w:szCs w:val="17"/>
               </w:rPr>
               <w:t xml:space="preserve">5</w:t>
@@ -694,7 +697,7 @@
                 <w:b/>
                 <w:i/>
                 <w:color w:val="1A1A1A"/>
-                <w:sz w:val="17"/>
+                <w:sz w:val="22"/>
                 <w:szCs w:val="17"/>
               </w:rPr>
               <w:t xml:space="preserve">k</w:t>
@@ -704,7 +707,7 @@
                 <w:rFonts w:ascii="Avenir Next" w:hAnsi="Avenir Next" w:cs="Avenir Next" w:eastAsia="Avenir Next"/>
                 <w:b/>
                 <w:color w:val="1A1A1A"/>
-                <w:sz w:val="17"/>
+                <w:sz w:val="22"/>
                 <w:szCs w:val="17"/>
               </w:rPr>
               <w:t xml:space="preserve"> + 12</w:t>
@@ -754,6 +757,7 @@
           </w:tcPr>
           <w:p>
             <w:pPr>
+              <w:pStyle w:val="Heading2"/>
               <w:spacing w:before="0" w:after="40" w:line="264" w:lineRule="auto"/>
             </w:pPr>
             <w:r>
@@ -777,7 +781,7 @@
                 <w:rFonts w:ascii="Avenir Next" w:hAnsi="Avenir Next" w:cs="Avenir Next" w:eastAsia="Avenir Next"/>
                 <w:b/>
                 <w:color w:val="1A1A1A"/>
-                <w:sz w:val="21"/>
+                <w:sz w:val="22"/>
                 <w:szCs w:val="21"/>
               </w:rPr>
               <w:t xml:space="preserve">distribute</w:t>
@@ -786,7 +790,7 @@
               <w:rPr>
                 <w:rFonts w:ascii="Avenir Next" w:hAnsi="Avenir Next" w:cs="Avenir Next" w:eastAsia="Avenir Next"/>
                 <w:color w:val="5A5F66"/>
-                <w:sz w:val="21"/>
+                <w:sz w:val="22"/>
                 <w:szCs w:val="21"/>
               </w:rPr>
               <w:t xml:space="preserve"> — </w:t>
@@ -795,7 +799,7 @@
               <w:rPr>
                 <w:rFonts w:ascii="Avenir Next" w:hAnsi="Avenir Next" w:cs="Avenir Next" w:eastAsia="Avenir Next"/>
                 <w:color w:val="1A1A1A"/>
-                <w:sz w:val="21"/>
+                <w:sz w:val="22"/>
                 <w:szCs w:val="21"/>
               </w:rPr>
               <w:t xml:space="preserve">multiply the outside number by every term inside</w:t>
@@ -810,7 +814,7 @@
                 <w:rFonts w:ascii="Avenir Next" w:hAnsi="Avenir Next" w:cs="Avenir Next" w:eastAsia="Avenir Next"/>
                 <w:b/>
                 <w:color w:val="1A1A1A"/>
-                <w:sz w:val="21"/>
+                <w:sz w:val="22"/>
                 <w:szCs w:val="21"/>
               </w:rPr>
               <w:t xml:space="preserve">like terms</w:t>
@@ -819,7 +823,7 @@
               <w:rPr>
                 <w:rFonts w:ascii="Avenir Next" w:hAnsi="Avenir Next" w:cs="Avenir Next" w:eastAsia="Avenir Next"/>
                 <w:color w:val="5A5F66"/>
-                <w:sz w:val="21"/>
+                <w:sz w:val="22"/>
                 <w:szCs w:val="21"/>
               </w:rPr>
               <w:t xml:space="preserve"> — </w:t>
@@ -828,7 +832,7 @@
               <w:rPr>
                 <w:rFonts w:ascii="Avenir Next" w:hAnsi="Avenir Next" w:cs="Avenir Next" w:eastAsia="Avenir Next"/>
                 <w:color w:val="1A1A1A"/>
-                <w:sz w:val="21"/>
+                <w:sz w:val="22"/>
                 <w:szCs w:val="21"/>
               </w:rPr>
               <w:t xml:space="preserve">terms with the same variable, like 4c and 5c</w:t>
@@ -854,7 +858,7 @@
                 <w:rFonts w:ascii="Avenir Next" w:hAnsi="Avenir Next" w:cs="Avenir Next" w:eastAsia="Avenir Next"/>
                 <w:b/>
                 <w:color w:val="1A1A1A"/>
-                <w:sz w:val="21"/>
+                <w:sz w:val="22"/>
                 <w:szCs w:val="21"/>
               </w:rPr>
               <w:t xml:space="preserve">simplest form</w:t>
@@ -863,7 +867,7 @@
               <w:rPr>
                 <w:rFonts w:ascii="Avenir Next" w:hAnsi="Avenir Next" w:cs="Avenir Next" w:eastAsia="Avenir Next"/>
                 <w:color w:val="5A5F66"/>
-                <w:sz w:val="21"/>
+                <w:sz w:val="22"/>
                 <w:szCs w:val="21"/>
               </w:rPr>
               <w:t xml:space="preserve"> — </w:t>
@@ -872,7 +876,7 @@
               <w:rPr>
                 <w:rFonts w:ascii="Avenir Next" w:hAnsi="Avenir Next" w:cs="Avenir Next" w:eastAsia="Avenir Next"/>
                 <w:color w:val="1A1A1A"/>
-                <w:sz w:val="21"/>
+                <w:sz w:val="22"/>
                 <w:szCs w:val="21"/>
               </w:rPr>
               <w:t xml:space="preserve">no like terms left to combine</w:t>
@@ -883,6 +887,7 @@
     </w:tbl>
     <w:p>
       <w:pPr>
+        <w:pStyle w:val="Heading2"/>
         <w:keepNext/>
         <w:pBdr>
           <w:bottom w:val="single" w:sz="8" w:space="3" w:color="003A70"/>
@@ -898,7 +903,7 @@
           <w:b/>
           <w:color w:val="003A70"/>
           <w:spacing w:val="14"/>
-          <w:sz w:val="21"/>
+          <w:sz w:val="22"/>
           <w:szCs w:val="21"/>
         </w:rPr>
         <w:t xml:space="preserve">PRACTICE</w:t>
@@ -917,7 +922,7 @@
           <w:rFonts w:ascii="Avenir Next" w:hAnsi="Avenir Next" w:cs="Avenir Next" w:eastAsia="Avenir Next"/>
           <w:i/>
           <w:color w:val="5A5F66"/>
-          <w:sz w:val="17"/>
+          <w:sz w:val="22"/>
           <w:szCs w:val="17"/>
         </w:rPr>
         <w:t xml:space="preserve">show your work · label units</w:t>
@@ -1013,25 +1018,25 @@
                 <w:rFonts w:ascii="Avenir Next" w:hAnsi="Avenir Next" w:cs="Avenir Next" w:eastAsia="Avenir Next"/>
                 <w:b/>
                 <w:color w:val="003A70"/>
+                <w:sz w:val="22"/>
+                <w:szCs w:val="18"/>
+              </w:rPr>
+              <w:t xml:space="preserve">Step 1</w:t>
+            </w:r>
+            <w:r>
+              <w:rPr>
+                <w:rFonts w:ascii="Avenir Next" w:hAnsi="Avenir Next" w:cs="Avenir Next" w:eastAsia="Avenir Next"/>
+                <w:color w:val="1A1A1A"/>
                 <w:sz w:val="18"/>
                 <w:szCs w:val="18"/>
               </w:rPr>
-              <w:t xml:space="preserve">Step 1</w:t>
-            </w:r>
-            <w:r>
-              <w:rPr>
-                <w:rFonts w:ascii="Avenir Next" w:hAnsi="Avenir Next" w:cs="Avenir Next" w:eastAsia="Avenir Next"/>
-                <w:color w:val="1A1A1A"/>
-                <w:sz w:val="18"/>
-                <w:szCs w:val="18"/>
-              </w:rPr>
               <w:tab/>
             </w:r>
             <w:r>
               <w:rPr>
                 <w:rFonts w:ascii="Avenir Next" w:hAnsi="Avenir Next" w:cs="Avenir Next" w:eastAsia="Avenir Next"/>
                 <w:color w:val="1A1A1A"/>
-                <w:sz w:val="21"/>
+                <w:sz w:val="22"/>
                 <w:szCs w:val="21"/>
               </w:rPr>
               <w:t xml:space="preserve">Multiply the outside number by the first term.</w:t>
@@ -1051,25 +1056,25 @@
                 <w:rFonts w:ascii="Avenir Next" w:hAnsi="Avenir Next" w:cs="Avenir Next" w:eastAsia="Avenir Next"/>
                 <w:b/>
                 <w:color w:val="003A70"/>
+                <w:sz w:val="22"/>
+                <w:szCs w:val="18"/>
+              </w:rPr>
+              <w:t xml:space="preserve">Step 2</w:t>
+            </w:r>
+            <w:r>
+              <w:rPr>
+                <w:rFonts w:ascii="Avenir Next" w:hAnsi="Avenir Next" w:cs="Avenir Next" w:eastAsia="Avenir Next"/>
+                <w:color w:val="1A1A1A"/>
                 <w:sz w:val="18"/>
                 <w:szCs w:val="18"/>
               </w:rPr>
-              <w:t xml:space="preserve">Step 2</w:t>
-            </w:r>
-            <w:r>
-              <w:rPr>
-                <w:rFonts w:ascii="Avenir Next" w:hAnsi="Avenir Next" w:cs="Avenir Next" w:eastAsia="Avenir Next"/>
-                <w:color w:val="1A1A1A"/>
-                <w:sz w:val="18"/>
-                <w:szCs w:val="18"/>
-              </w:rPr>
               <w:tab/>
             </w:r>
             <w:r>
               <w:rPr>
                 <w:rFonts w:ascii="Avenir Next" w:hAnsi="Avenir Next" w:cs="Avenir Next" w:eastAsia="Avenir Next"/>
                 <w:color w:val="1A1A1A"/>
-                <w:sz w:val="21"/>
+                <w:sz w:val="22"/>
                 <w:szCs w:val="21"/>
               </w:rPr>
               <w:t xml:space="preserve">Multiply it by the second term too. Keep the + or − sign.</w:t>
@@ -2617,25 +2622,25 @@
                       <w:rFonts w:ascii="Avenir Next" w:hAnsi="Avenir Next" w:cs="Avenir Next" w:eastAsia="Avenir Next"/>
                       <w:b/>
                       <w:color w:val="003A70"/>
+                      <w:sz w:val="22"/>
+                      <w:szCs w:val="18"/>
+                    </w:rPr>
+                    <w:t xml:space="preserve">Step 1</w:t>
+                  </w:r>
+                  <w:r>
+                    <w:rPr>
+                      <w:rFonts w:ascii="Avenir Next" w:hAnsi="Avenir Next" w:cs="Avenir Next" w:eastAsia="Avenir Next"/>
+                      <w:color w:val="1A1A1A"/>
                       <w:sz w:val="18"/>
                       <w:szCs w:val="18"/>
                     </w:rPr>
-                    <w:t xml:space="preserve">Step 1</w:t>
-                  </w:r>
-                  <w:r>
-                    <w:rPr>
-                      <w:rFonts w:ascii="Avenir Next" w:hAnsi="Avenir Next" w:cs="Avenir Next" w:eastAsia="Avenir Next"/>
-                      <w:color w:val="1A1A1A"/>
-                      <w:sz w:val="18"/>
-                      <w:szCs w:val="18"/>
-                    </w:rPr>
                     <w:tab/>
                   </w:r>
                   <w:r>
                     <w:rPr>
                       <w:rFonts w:ascii="Avenir Next" w:hAnsi="Avenir Next" w:cs="Avenir Next" w:eastAsia="Avenir Next"/>
                       <w:color w:val="1A1A1A"/>
-                      <w:sz w:val="21"/>
+                      <w:sz w:val="22"/>
                       <w:szCs w:val="21"/>
                     </w:rPr>
                     <w:t xml:space="preserve">Multiply 6 by x and 6 by 4.</w:t>
@@ -2655,25 +2660,25 @@
                       <w:rFonts w:ascii="Avenir Next" w:hAnsi="Avenir Next" w:cs="Avenir Next" w:eastAsia="Avenir Next"/>
                       <w:b/>
                       <w:color w:val="003A70"/>
+                      <w:sz w:val="22"/>
+                      <w:szCs w:val="18"/>
+                    </w:rPr>
+                    <w:t xml:space="preserve">Step 2</w:t>
+                  </w:r>
+                  <w:r>
+                    <w:rPr>
+                      <w:rFonts w:ascii="Avenir Next" w:hAnsi="Avenir Next" w:cs="Avenir Next" w:eastAsia="Avenir Next"/>
+                      <w:color w:val="1A1A1A"/>
                       <w:sz w:val="18"/>
                       <w:szCs w:val="18"/>
                     </w:rPr>
-                    <w:t xml:space="preserve">Step 2</w:t>
-                  </w:r>
-                  <w:r>
-                    <w:rPr>
-                      <w:rFonts w:ascii="Avenir Next" w:hAnsi="Avenir Next" w:cs="Avenir Next" w:eastAsia="Avenir Next"/>
-                      <w:color w:val="1A1A1A"/>
-                      <w:sz w:val="18"/>
-                      <w:szCs w:val="18"/>
-                    </w:rPr>
                     <w:tab/>
                   </w:r>
                   <w:r>
                     <w:rPr>
                       <w:rFonts w:ascii="Avenir Next" w:hAnsi="Avenir Next" w:cs="Avenir Next" w:eastAsia="Avenir Next"/>
                       <w:color w:val="1A1A1A"/>
-                      <w:sz w:val="21"/>
+                      <w:sz w:val="22"/>
                       <w:szCs w:val="21"/>
                     </w:rPr>
                     <w:t xml:space="preserve">Put 5 in for x and find the value.</w:t>
@@ -2750,7 +2755,7 @@
                       <w:rFonts w:ascii="Avenir Next" w:hAnsi="Avenir Next" w:cs="Avenir Next" w:eastAsia="Avenir Next"/>
                       <w:b/>
                       <w:color w:val="1A1A1A"/>
-                      <w:sz w:val="18"/>
+                      <w:sz w:val="22"/>
                       <w:szCs w:val="18"/>
                     </w:rPr>
                     <w:t xml:space="preserve">Answer</w:t>
@@ -2780,7 +2785,7 @@
                     <w:drawing>
                       <wp:inline distT="0" distB="0" distL="0" distR="0">
                         <wp:extent cx="1645920" cy="999308"/>
-                        <wp:docPr id="1" name="Figure 1"/>
+                        <wp:docPr id="1" name="Figure 1" descr="Rectangle. Dims: base: x + 4 ft; height: 6 ft."/>
                         <a:graphic xmlns:a="http://schemas.openxmlformats.org/drawingml/2006/main">
                           <a:graphicData uri="http://schemas.openxmlformats.org/drawingml/2006/picture">
                             <pic:pic xmlns:pic="http://schemas.openxmlformats.org/drawingml/2006/picture">
@@ -2980,7 +2985,7 @@
                 <w:rFonts w:ascii="Avenir Next" w:hAnsi="Avenir Next" w:cs="Avenir Next" w:eastAsia="Avenir Next"/>
                 <w:b/>
                 <w:color w:val="003A70"/>
-                <w:sz w:val="17"/>
+                <w:sz w:val="22"/>
                 <w:szCs w:val="17"/>
               </w:rPr>
               <w:t xml:space="preserve">Frame  </w:t>
@@ -2990,7 +2995,7 @@
                 <w:rFonts w:ascii="Avenir Next" w:hAnsi="Avenir Next" w:cs="Avenir Next" w:eastAsia="Avenir Next"/>
                 <w:i/>
                 <w:color w:val="1A1A1A"/>
-                <w:sz w:val="18"/>
+                <w:sz w:val="22"/>
                 <w:szCs w:val="18"/>
               </w:rPr>
               <w:t xml:space="preserve">Ana forgot to multiply </w:t>
@@ -3010,7 +3015,7 @@
                 <w:rFonts w:ascii="Avenir Next" w:hAnsi="Avenir Next" w:cs="Avenir Next" w:eastAsia="Avenir Next"/>
                 <w:i/>
                 <w:color w:val="1A1A1A"/>
-                <w:sz w:val="18"/>
+                <w:sz w:val="22"/>
                 <w:szCs w:val="18"/>
               </w:rPr>
               <w:t xml:space="preserve"> by 2. The correct answer is </w:t>
@@ -3030,7 +3035,7 @@
                 <w:rFonts w:ascii="Avenir Next" w:hAnsi="Avenir Next" w:cs="Avenir Next" w:eastAsia="Avenir Next"/>
                 <w:i/>
                 <w:color w:val="1A1A1A"/>
-                <w:sz w:val="18"/>
+                <w:sz w:val="22"/>
                 <w:szCs w:val="18"/>
               </w:rPr>
               <w:t xml:space="preserve">.</w:t>
@@ -3179,6 +3184,7 @@
           </w:tcPr>
           <w:p>
             <w:pPr>
+              <w:pStyle w:val="Heading2"/>
               <w:spacing w:before="0" w:after="0" w:line="240" w:lineRule="auto"/>
             </w:pPr>
             <w:r>
@@ -3216,7 +3222,7 @@
               <w:rPr>
                 <w:rFonts w:ascii="Avenir Next" w:hAnsi="Avenir Next" w:cs="Avenir Next" w:eastAsia="Avenir Next"/>
                 <w:color w:val="1A1A1A"/>
-                <w:sz w:val="17"/>
+                <w:sz w:val="22"/>
                 <w:szCs w:val="17"/>
               </w:rPr>
               <w:t xml:space="preserve">  I can do this on my own</w:t>
@@ -3245,7 +3251,7 @@
               <w:rPr>
                 <w:rFonts w:ascii="Avenir Next" w:hAnsi="Avenir Next" w:cs="Avenir Next" w:eastAsia="Avenir Next"/>
                 <w:color w:val="1A1A1A"/>
-                <w:sz w:val="17"/>
+                <w:sz w:val="22"/>
                 <w:szCs w:val="17"/>
               </w:rPr>
               <w:t xml:space="preserve">  I need a little help</w:t>
@@ -3274,7 +3280,7 @@
               <w:rPr>
                 <w:rFonts w:ascii="Avenir Next" w:hAnsi="Avenir Next" w:cs="Avenir Next" w:eastAsia="Avenir Next"/>
                 <w:color w:val="1A1A1A"/>
-                <w:sz w:val="17"/>
+                <w:sz w:val="22"/>
                 <w:szCs w:val="17"/>
               </w:rPr>
               <w:t xml:space="preserve">  I have a question about #</w:t>
@@ -3312,7 +3318,7 @@
         <w:rPr>
           <w:rFonts w:ascii="Avenir Next" w:hAnsi="Avenir Next" w:cs="Avenir Next" w:eastAsia="Avenir Next"/>
           <w:color w:val="5A5F66"/>
-          <w:sz w:val="17"/>
+          <w:sz w:val="22"/>
           <w:szCs w:val="17"/>
         </w:rPr>
         <w:t xml:space="preserve">Show someone at home how 3(10 + 2) = 30 + 6 helps you find 3 × 12 in your head.</w:t>
@@ -3395,14 +3401,15 @@
           <w:caps/>
           <w:color w:val="003A70"/>
           <w:spacing w:val="12"/>
-          <w:sz w:val="21"/>
+          <w:sz w:val="22"/>
           <w:szCs w:val="21"/>
         </w:rPr>
-        <w:t xml:space="preserve">Lesson 6-8  ·  Homework Packet  ·  Level 1  ·  Sheet 2 of 2</w:t>
+        <w:t xml:space="preserve">Lesson 6-8  ·  Homework Packet  ·  Supported  ·  Session 2 · pages 3–4</w:t>
       </w:r>
     </w:p>
     <w:p>
       <w:pPr>
+        <w:pStyle w:val="Heading1"/>
         <w:keepNext/>
         <w:spacing w:before="0" w:after="10" w:line="240" w:lineRule="auto"/>
       </w:pPr>
@@ -3428,7 +3435,7 @@
         <w:rPr>
           <w:rFonts w:ascii="Avenir Next" w:hAnsi="Avenir Next" w:cs="Avenir Next" w:eastAsia="Avenir Next"/>
           <w:color w:val="5A5F66"/>
-          <w:sz w:val="17"/>
+          <w:sz w:val="22"/>
           <w:szCs w:val="17"/>
         </w:rPr>
         <w:t xml:space="preserve">Maryland Standard 6.EE.A.3   ·   Learning target — I can expand an expression and factor one using the greatest common factor.</w:t>
@@ -3475,6 +3482,7 @@
           </w:tcPr>
           <w:p>
             <w:pPr>
+              <w:pStyle w:val="Heading2"/>
               <w:spacing w:before="0" w:after="40" w:line="264" w:lineRule="auto"/>
             </w:pPr>
             <w:r>
@@ -3502,45 +3510,64 @@
                 <w:rFonts w:ascii="Avenir Next" w:hAnsi="Avenir Next" w:cs="Avenir Next" w:eastAsia="Avenir Next"/>
                 <w:b/>
                 <w:color w:val="003A70"/>
+                <w:sz w:val="22"/>
+                <w:szCs w:val="18"/>
+              </w:rPr>
+              <w:t xml:space="preserve">•</w:t>
+            </w:r>
+            <w:r>
+              <w:rPr>
+                <w:rFonts w:ascii="Avenir Next" w:hAnsi="Avenir Next" w:cs="Avenir Next" w:eastAsia="Avenir Next"/>
+                <w:color w:val="1A1A1A"/>
                 <w:sz w:val="18"/>
                 <w:szCs w:val="18"/>
               </w:rPr>
-              <w:t xml:space="preserve">•</w:t>
-            </w:r>
-            <w:r>
-              <w:rPr>
-                <w:rFonts w:ascii="Avenir Next" w:hAnsi="Avenir Next" w:cs="Avenir Next" w:eastAsia="Avenir Next"/>
-                <w:color w:val="1A1A1A"/>
-                <w:sz w:val="18"/>
+              <w:tab/>
+            </w:r>
+            <w:r>
+              <w:rPr>
+                <w:rFonts w:ascii="Avenir Next" w:hAnsi="Avenir Next" w:cs="Avenir Next" w:eastAsia="Avenir Next"/>
+                <w:b/>
+                <w:color w:val="1A1A1A"/>
+                <w:sz w:val="22"/>
                 <w:szCs w:val="18"/>
               </w:rPr>
-              <w:tab/>
-            </w:r>
-            <w:r>
-              <w:rPr>
-                <w:rFonts w:ascii="Avenir Next" w:hAnsi="Avenir Next" w:cs="Avenir Next" w:eastAsia="Avenir Next"/>
-                <w:b/>
-                <w:color w:val="1A1A1A"/>
-                <w:sz w:val="18"/>
+              <w:t xml:space="preserve">Expand:</w:t>
+            </w:r>
+            <w:r>
+              <w:rPr>
+                <w:rFonts w:ascii="Avenir Next" w:hAnsi="Avenir Next" w:cs="Avenir Next" w:eastAsia="Avenir Next"/>
+                <w:color w:val="1A1A1A"/>
+                <w:sz w:val="22"/>
                 <w:szCs w:val="18"/>
               </w:rPr>
-              <w:t xml:space="preserve">Expand:</w:t>
-            </w:r>
-            <w:r>
-              <w:rPr>
-                <w:rFonts w:ascii="Avenir Next" w:hAnsi="Avenir Next" w:cs="Avenir Next" w:eastAsia="Avenir Next"/>
-                <w:color w:val="1A1A1A"/>
-                <w:sz w:val="18"/>
+              <w:t xml:space="preserve"> distribute to remove parentheses: 5(2</w:t>
+            </w:r>
+            <w:r>
+              <w:rPr>
+                <w:rFonts w:ascii="Avenir Next" w:hAnsi="Avenir Next" w:cs="Avenir Next" w:eastAsia="Avenir Next"/>
+                <w:i/>
+                <w:color w:val="1A1A1A"/>
+                <w:sz w:val="22"/>
                 <w:szCs w:val="18"/>
               </w:rPr>
-              <w:t xml:space="preserve"> distribute to remove parentheses: 5(2</w:t>
+              <w:t xml:space="preserve">x</w:t>
+            </w:r>
+            <w:r>
+              <w:rPr>
+                <w:rFonts w:ascii="Avenir Next" w:hAnsi="Avenir Next" w:cs="Avenir Next" w:eastAsia="Avenir Next"/>
+                <w:color w:val="1A1A1A"/>
+                <w:sz w:val="22"/>
+                <w:szCs w:val="18"/>
+              </w:rPr>
+              <w:t xml:space="preserve"> + 3) = 10</w:t>
             </w:r>
             <w:r>
               <w:rPr>
                 <w:rFonts w:ascii="Avenir Next" w:hAnsi="Avenir Next" w:cs="Avenir Next" w:eastAsia="Avenir Next"/>
                 <w:i/>
                 <w:color w:val="1A1A1A"/>
-                <w:sz w:val="18"/>
+                <w:sz w:val="22"/>
                 <w:szCs w:val="18"/>
               </w:rPr>
               <w:t xml:space="preserve">x</w:t>
@@ -3549,26 +3576,7 @@
               <w:rPr>
                 <w:rFonts w:ascii="Avenir Next" w:hAnsi="Avenir Next" w:cs="Avenir Next" w:eastAsia="Avenir Next"/>
                 <w:color w:val="1A1A1A"/>
-                <w:sz w:val="18"/>
-                <w:szCs w:val="18"/>
-              </w:rPr>
-              <w:t xml:space="preserve"> + 3) = 10</w:t>
-            </w:r>
-            <w:r>
-              <w:rPr>
-                <w:rFonts w:ascii="Avenir Next" w:hAnsi="Avenir Next" w:cs="Avenir Next" w:eastAsia="Avenir Next"/>
-                <w:i/>
-                <w:color w:val="1A1A1A"/>
-                <w:sz w:val="18"/>
-                <w:szCs w:val="18"/>
-              </w:rPr>
-              <w:t xml:space="preserve">x</w:t>
-            </w:r>
-            <w:r>
-              <w:rPr>
-                <w:rFonts w:ascii="Avenir Next" w:hAnsi="Avenir Next" w:cs="Avenir Next" w:eastAsia="Avenir Next"/>
-                <w:color w:val="1A1A1A"/>
-                <w:sz w:val="18"/>
+                <w:sz w:val="22"/>
                 <w:szCs w:val="18"/>
               </w:rPr>
               <w:t xml:space="preserve"> + 15.</w:t>
@@ -3587,35 +3595,35 @@
                 <w:rFonts w:ascii="Avenir Next" w:hAnsi="Avenir Next" w:cs="Avenir Next" w:eastAsia="Avenir Next"/>
                 <w:b/>
                 <w:color w:val="003A70"/>
+                <w:sz w:val="22"/>
+                <w:szCs w:val="18"/>
+              </w:rPr>
+              <w:t xml:space="preserve">•</w:t>
+            </w:r>
+            <w:r>
+              <w:rPr>
+                <w:rFonts w:ascii="Avenir Next" w:hAnsi="Avenir Next" w:cs="Avenir Next" w:eastAsia="Avenir Next"/>
+                <w:color w:val="1A1A1A"/>
                 <w:sz w:val="18"/>
                 <w:szCs w:val="18"/>
               </w:rPr>
-              <w:t xml:space="preserve">•</w:t>
-            </w:r>
-            <w:r>
-              <w:rPr>
-                <w:rFonts w:ascii="Avenir Next" w:hAnsi="Avenir Next" w:cs="Avenir Next" w:eastAsia="Avenir Next"/>
-                <w:color w:val="1A1A1A"/>
-                <w:sz w:val="18"/>
+              <w:tab/>
+            </w:r>
+            <w:r>
+              <w:rPr>
+                <w:rFonts w:ascii="Avenir Next" w:hAnsi="Avenir Next" w:cs="Avenir Next" w:eastAsia="Avenir Next"/>
+                <w:b/>
+                <w:color w:val="1A1A1A"/>
+                <w:sz w:val="22"/>
                 <w:szCs w:val="18"/>
               </w:rPr>
-              <w:tab/>
-            </w:r>
-            <w:r>
-              <w:rPr>
-                <w:rFonts w:ascii="Avenir Next" w:hAnsi="Avenir Next" w:cs="Avenir Next" w:eastAsia="Avenir Next"/>
-                <w:b/>
-                <w:color w:val="1A1A1A"/>
-                <w:sz w:val="18"/>
-                <w:szCs w:val="18"/>
-              </w:rPr>
               <w:t xml:space="preserve">Factor:</w:t>
             </w:r>
             <w:r>
               <w:rPr>
                 <w:rFonts w:ascii="Avenir Next" w:hAnsi="Avenir Next" w:cs="Avenir Next" w:eastAsia="Avenir Next"/>
                 <w:color w:val="1A1A1A"/>
-                <w:sz w:val="18"/>
+                <w:sz w:val="22"/>
                 <w:szCs w:val="18"/>
               </w:rPr>
               <w:t xml:space="preserve"> put the GCF outside the parentheses; divide each term by it.</w:t>
@@ -3634,25 +3642,25 @@
                 <w:rFonts w:ascii="Avenir Next" w:hAnsi="Avenir Next" w:cs="Avenir Next" w:eastAsia="Avenir Next"/>
                 <w:b/>
                 <w:color w:val="003A70"/>
+                <w:sz w:val="22"/>
+                <w:szCs w:val="18"/>
+              </w:rPr>
+              <w:t xml:space="preserve">•</w:t>
+            </w:r>
+            <w:r>
+              <w:rPr>
+                <w:rFonts w:ascii="Avenir Next" w:hAnsi="Avenir Next" w:cs="Avenir Next" w:eastAsia="Avenir Next"/>
+                <w:color w:val="1A1A1A"/>
                 <w:sz w:val="18"/>
                 <w:szCs w:val="18"/>
               </w:rPr>
-              <w:t xml:space="preserve">•</w:t>
-            </w:r>
-            <w:r>
-              <w:rPr>
-                <w:rFonts w:ascii="Avenir Next" w:hAnsi="Avenir Next" w:cs="Avenir Next" w:eastAsia="Avenir Next"/>
-                <w:color w:val="1A1A1A"/>
-                <w:sz w:val="18"/>
-                <w:szCs w:val="18"/>
-              </w:rPr>
               <w:tab/>
             </w:r>
             <w:r>
               <w:rPr>
                 <w:rFonts w:ascii="Avenir Next" w:hAnsi="Avenir Next" w:cs="Avenir Next" w:eastAsia="Avenir Next"/>
                 <w:color w:val="1A1A1A"/>
-                <w:sz w:val="18"/>
+                <w:sz w:val="22"/>
                 <w:szCs w:val="18"/>
               </w:rPr>
               <w:t xml:space="preserve">Check a factored form by expanding it.</w:t>
@@ -3667,6 +3675,7 @@
           </w:tcPr>
           <w:p>
             <w:pPr>
+              <w:pStyle w:val="Heading2"/>
               <w:spacing w:before="0" w:after="40" w:line="264" w:lineRule="auto"/>
             </w:pPr>
             <w:r>
@@ -3689,7 +3698,7 @@
               <w:rPr>
                 <w:rFonts w:ascii="Avenir Next" w:hAnsi="Avenir Next" w:cs="Avenir Next" w:eastAsia="Avenir Next"/>
                 <w:color w:val="1A1A1A"/>
-                <w:sz w:val="17"/>
+                <w:sz w:val="22"/>
                 <w:szCs w:val="17"/>
               </w:rPr>
               <w:t xml:space="preserve">Factor 24</w:t>
@@ -3699,7 +3708,7 @@
                 <w:rFonts w:ascii="Avenir Next" w:hAnsi="Avenir Next" w:cs="Avenir Next" w:eastAsia="Avenir Next"/>
                 <w:i/>
                 <w:color w:val="1A1A1A"/>
-                <w:sz w:val="17"/>
+                <w:sz w:val="22"/>
                 <w:szCs w:val="17"/>
               </w:rPr>
               <w:t xml:space="preserve">y</w:t>
@@ -3708,7 +3717,7 @@
               <w:rPr>
                 <w:rFonts w:ascii="Avenir Next" w:hAnsi="Avenir Next" w:cs="Avenir Next" w:eastAsia="Avenir Next"/>
                 <w:color w:val="1A1A1A"/>
-                <w:sz w:val="17"/>
+                <w:sz w:val="22"/>
                 <w:szCs w:val="17"/>
               </w:rPr>
               <w:t xml:space="preserve"> + 36.</w:t>
@@ -3727,35 +3736,54 @@
                 <w:rFonts w:ascii="Avenir Next" w:hAnsi="Avenir Next" w:cs="Avenir Next" w:eastAsia="Avenir Next"/>
                 <w:b/>
                 <w:color w:val="003A70"/>
+                <w:sz w:val="22"/>
+                <w:szCs w:val="17"/>
+              </w:rPr>
+              <w:t xml:space="preserve">Step 1</w:t>
+            </w:r>
+            <w:r>
+              <w:rPr>
+                <w:rFonts w:ascii="Avenir Next" w:hAnsi="Avenir Next" w:cs="Avenir Next" w:eastAsia="Avenir Next"/>
+                <w:color w:val="1A1A1A"/>
                 <w:sz w:val="17"/>
                 <w:szCs w:val="17"/>
               </w:rPr>
-              <w:t xml:space="preserve">Step 1</w:t>
-            </w:r>
-            <w:r>
-              <w:rPr>
-                <w:rFonts w:ascii="Avenir Next" w:hAnsi="Avenir Next" w:cs="Avenir Next" w:eastAsia="Avenir Next"/>
-                <w:color w:val="1A1A1A"/>
-                <w:sz w:val="17"/>
+              <w:tab/>
+            </w:r>
+            <w:r>
+              <w:rPr>
+                <w:rFonts w:ascii="Avenir Next" w:hAnsi="Avenir Next" w:cs="Avenir Next" w:eastAsia="Avenir Next"/>
+                <w:color w:val="1A1A1A"/>
+                <w:sz w:val="22"/>
                 <w:szCs w:val="17"/>
               </w:rPr>
-              <w:tab/>
-            </w:r>
-            <w:r>
-              <w:rPr>
-                <w:rFonts w:ascii="Avenir Next" w:hAnsi="Avenir Next" w:cs="Avenir Next" w:eastAsia="Avenir Next"/>
-                <w:color w:val="1A1A1A"/>
-                <w:sz w:val="17"/>
+              <w:t xml:space="preserve">The GCF of 24 and 36 is 12. Divide: 24</w:t>
+            </w:r>
+            <w:r>
+              <w:rPr>
+                <w:rFonts w:ascii="Avenir Next" w:hAnsi="Avenir Next" w:cs="Avenir Next" w:eastAsia="Avenir Next"/>
+                <w:i/>
+                <w:color w:val="1A1A1A"/>
+                <w:sz w:val="22"/>
                 <w:szCs w:val="17"/>
               </w:rPr>
-              <w:t xml:space="preserve">The GCF of 24 and 36 is 12. Divide: 24</w:t>
+              <w:t xml:space="preserve">y</w:t>
+            </w:r>
+            <w:r>
+              <w:rPr>
+                <w:rFonts w:ascii="Avenir Next" w:hAnsi="Avenir Next" w:cs="Avenir Next" w:eastAsia="Avenir Next"/>
+                <w:color w:val="1A1A1A"/>
+                <w:sz w:val="22"/>
+                <w:szCs w:val="17"/>
+              </w:rPr>
+              <w:t xml:space="preserve"> ÷ 12 = 2</w:t>
             </w:r>
             <w:r>
               <w:rPr>
                 <w:rFonts w:ascii="Avenir Next" w:hAnsi="Avenir Next" w:cs="Avenir Next" w:eastAsia="Avenir Next"/>
                 <w:i/>
                 <w:color w:val="1A1A1A"/>
-                <w:sz w:val="17"/>
+                <w:sz w:val="22"/>
                 <w:szCs w:val="17"/>
               </w:rPr>
               <w:t xml:space="preserve">y</w:t>
@@ -3764,26 +3792,7 @@
               <w:rPr>
                 <w:rFonts w:ascii="Avenir Next" w:hAnsi="Avenir Next" w:cs="Avenir Next" w:eastAsia="Avenir Next"/>
                 <w:color w:val="1A1A1A"/>
-                <w:sz w:val="17"/>
-                <w:szCs w:val="17"/>
-              </w:rPr>
-              <w:t xml:space="preserve"> ÷ 12 = 2</w:t>
-            </w:r>
-            <w:r>
-              <w:rPr>
-                <w:rFonts w:ascii="Avenir Next" w:hAnsi="Avenir Next" w:cs="Avenir Next" w:eastAsia="Avenir Next"/>
-                <w:i/>
-                <w:color w:val="1A1A1A"/>
-                <w:sz w:val="17"/>
-                <w:szCs w:val="17"/>
-              </w:rPr>
-              <w:t xml:space="preserve">y</w:t>
-            </w:r>
-            <w:r>
-              <w:rPr>
-                <w:rFonts w:ascii="Avenir Next" w:hAnsi="Avenir Next" w:cs="Avenir Next" w:eastAsia="Avenir Next"/>
-                <w:color w:val="1A1A1A"/>
-                <w:sz w:val="17"/>
+                <w:sz w:val="22"/>
                 <w:szCs w:val="17"/>
               </w:rPr>
               <w:t xml:space="preserve"> and 36 ÷ 12 = 3</w:t>
@@ -3802,35 +3811,54 @@
                 <w:rFonts w:ascii="Avenir Next" w:hAnsi="Avenir Next" w:cs="Avenir Next" w:eastAsia="Avenir Next"/>
                 <w:b/>
                 <w:color w:val="003A70"/>
+                <w:sz w:val="22"/>
+                <w:szCs w:val="17"/>
+              </w:rPr>
+              <w:t xml:space="preserve">Step 2</w:t>
+            </w:r>
+            <w:r>
+              <w:rPr>
+                <w:rFonts w:ascii="Avenir Next" w:hAnsi="Avenir Next" w:cs="Avenir Next" w:eastAsia="Avenir Next"/>
+                <w:color w:val="1A1A1A"/>
                 <w:sz w:val="17"/>
                 <w:szCs w:val="17"/>
               </w:rPr>
-              <w:t xml:space="preserve">Step 2</w:t>
-            </w:r>
-            <w:r>
-              <w:rPr>
-                <w:rFonts w:ascii="Avenir Next" w:hAnsi="Avenir Next" w:cs="Avenir Next" w:eastAsia="Avenir Next"/>
-                <w:color w:val="1A1A1A"/>
-                <w:sz w:val="17"/>
+              <w:tab/>
+            </w:r>
+            <w:r>
+              <w:rPr>
+                <w:rFonts w:ascii="Avenir Next" w:hAnsi="Avenir Next" w:cs="Avenir Next" w:eastAsia="Avenir Next"/>
+                <w:color w:val="1A1A1A"/>
+                <w:sz w:val="22"/>
                 <w:szCs w:val="17"/>
               </w:rPr>
-              <w:tab/>
-            </w:r>
-            <w:r>
-              <w:rPr>
-                <w:rFonts w:ascii="Avenir Next" w:hAnsi="Avenir Next" w:cs="Avenir Next" w:eastAsia="Avenir Next"/>
-                <w:color w:val="1A1A1A"/>
-                <w:sz w:val="17"/>
+              <w:t xml:space="preserve">Write 12(2</w:t>
+            </w:r>
+            <w:r>
+              <w:rPr>
+                <w:rFonts w:ascii="Avenir Next" w:hAnsi="Avenir Next" w:cs="Avenir Next" w:eastAsia="Avenir Next"/>
+                <w:i/>
+                <w:color w:val="1A1A1A"/>
+                <w:sz w:val="22"/>
                 <w:szCs w:val="17"/>
               </w:rPr>
-              <w:t xml:space="preserve">Write 12(2</w:t>
+              <w:t xml:space="preserve">y</w:t>
+            </w:r>
+            <w:r>
+              <w:rPr>
+                <w:rFonts w:ascii="Avenir Next" w:hAnsi="Avenir Next" w:cs="Avenir Next" w:eastAsia="Avenir Next"/>
+                <w:color w:val="1A1A1A"/>
+                <w:sz w:val="22"/>
+                <w:szCs w:val="17"/>
+              </w:rPr>
+              <w:t xml:space="preserve"> + 3). Check: 12 × 2</w:t>
             </w:r>
             <w:r>
               <w:rPr>
                 <w:rFonts w:ascii="Avenir Next" w:hAnsi="Avenir Next" w:cs="Avenir Next" w:eastAsia="Avenir Next"/>
                 <w:i/>
                 <w:color w:val="1A1A1A"/>
-                <w:sz w:val="17"/>
+                <w:sz w:val="22"/>
                 <w:szCs w:val="17"/>
               </w:rPr>
               <w:t xml:space="preserve">y</w:t>
@@ -3839,17 +3867,17 @@
               <w:rPr>
                 <w:rFonts w:ascii="Avenir Next" w:hAnsi="Avenir Next" w:cs="Avenir Next" w:eastAsia="Avenir Next"/>
                 <w:color w:val="1A1A1A"/>
-                <w:sz w:val="17"/>
+                <w:sz w:val="22"/>
                 <w:szCs w:val="17"/>
               </w:rPr>
-              <w:t xml:space="preserve"> + 3). Check: 12 × 2</w:t>
+              <w:t xml:space="preserve"> + 12 × 3 = 24</w:t>
             </w:r>
             <w:r>
               <w:rPr>
                 <w:rFonts w:ascii="Avenir Next" w:hAnsi="Avenir Next" w:cs="Avenir Next" w:eastAsia="Avenir Next"/>
                 <w:i/>
                 <w:color w:val="1A1A1A"/>
-                <w:sz w:val="17"/>
+                <w:sz w:val="22"/>
                 <w:szCs w:val="17"/>
               </w:rPr>
               <w:t xml:space="preserve">y</w:t>
@@ -3858,26 +3886,7 @@
               <w:rPr>
                 <w:rFonts w:ascii="Avenir Next" w:hAnsi="Avenir Next" w:cs="Avenir Next" w:eastAsia="Avenir Next"/>
                 <w:color w:val="1A1A1A"/>
-                <w:sz w:val="17"/>
-                <w:szCs w:val="17"/>
-              </w:rPr>
-              <w:t xml:space="preserve"> + 12 × 3 = 24</w:t>
-            </w:r>
-            <w:r>
-              <w:rPr>
-                <w:rFonts w:ascii="Avenir Next" w:hAnsi="Avenir Next" w:cs="Avenir Next" w:eastAsia="Avenir Next"/>
-                <w:i/>
-                <w:color w:val="1A1A1A"/>
-                <w:sz w:val="17"/>
-                <w:szCs w:val="17"/>
-              </w:rPr>
-              <w:t xml:space="preserve">y</w:t>
-            </w:r>
-            <w:r>
-              <w:rPr>
-                <w:rFonts w:ascii="Avenir Next" w:hAnsi="Avenir Next" w:cs="Avenir Next" w:eastAsia="Avenir Next"/>
-                <w:color w:val="1A1A1A"/>
-                <w:sz w:val="17"/>
+                <w:sz w:val="22"/>
                 <w:szCs w:val="17"/>
               </w:rPr>
               <w:t xml:space="preserve"> + 36</w:t>
@@ -3896,18 +3905,18 @@
                 <w:rFonts w:ascii="Avenir Next" w:hAnsi="Avenir Next" w:cs="Avenir Next" w:eastAsia="Avenir Next"/>
                 <w:b/>
                 <w:color w:val="1A1A1A"/>
+                <w:sz w:val="22"/>
+                <w:szCs w:val="17"/>
+              </w:rPr>
+              <w:t xml:space="preserve">Answer</w:t>
+            </w:r>
+            <w:r>
+              <w:rPr>
+                <w:rFonts w:ascii="Avenir Next" w:hAnsi="Avenir Next" w:cs="Avenir Next" w:eastAsia="Avenir Next"/>
+                <w:color w:val="1A1A1A"/>
                 <w:sz w:val="17"/>
                 <w:szCs w:val="17"/>
               </w:rPr>
-              <w:t xml:space="preserve">Answer</w:t>
-            </w:r>
-            <w:r>
-              <w:rPr>
-                <w:rFonts w:ascii="Avenir Next" w:hAnsi="Avenir Next" w:cs="Avenir Next" w:eastAsia="Avenir Next"/>
-                <w:color w:val="1A1A1A"/>
-                <w:sz w:val="17"/>
-                <w:szCs w:val="17"/>
-              </w:rPr>
               <w:tab/>
             </w:r>
             <w:r>
@@ -3915,7 +3924,7 @@
                 <w:rFonts w:ascii="Avenir Next" w:hAnsi="Avenir Next" w:cs="Avenir Next" w:eastAsia="Avenir Next"/>
                 <w:b/>
                 <w:color w:val="1A1A1A"/>
-                <w:sz w:val="17"/>
+                <w:sz w:val="22"/>
                 <w:szCs w:val="17"/>
               </w:rPr>
               <w:t xml:space="preserve">12(2</w:t>
@@ -3926,7 +3935,7 @@
                 <w:b/>
                 <w:i/>
                 <w:color w:val="1A1A1A"/>
-                <w:sz w:val="17"/>
+                <w:sz w:val="22"/>
                 <w:szCs w:val="17"/>
               </w:rPr>
               <w:t xml:space="preserve">y</w:t>
@@ -3936,7 +3945,7 @@
                 <w:rFonts w:ascii="Avenir Next" w:hAnsi="Avenir Next" w:cs="Avenir Next" w:eastAsia="Avenir Next"/>
                 <w:b/>
                 <w:color w:val="1A1A1A"/>
-                <w:sz w:val="17"/>
+                <w:sz w:val="22"/>
                 <w:szCs w:val="17"/>
               </w:rPr>
               <w:t xml:space="preserve"> + 3)</w:t>
@@ -3986,6 +3995,7 @@
           </w:tcPr>
           <w:p>
             <w:pPr>
+              <w:pStyle w:val="Heading2"/>
               <w:spacing w:before="0" w:after="40" w:line="264" w:lineRule="auto"/>
             </w:pPr>
             <w:r>
@@ -4009,7 +4019,7 @@
                 <w:rFonts w:ascii="Avenir Next" w:hAnsi="Avenir Next" w:cs="Avenir Next" w:eastAsia="Avenir Next"/>
                 <w:b/>
                 <w:color w:val="1A1A1A"/>
-                <w:sz w:val="21"/>
+                <w:sz w:val="22"/>
                 <w:szCs w:val="21"/>
               </w:rPr>
               <w:t xml:space="preserve">expand</w:t>
@@ -4018,7 +4028,7 @@
               <w:rPr>
                 <w:rFonts w:ascii="Avenir Next" w:hAnsi="Avenir Next" w:cs="Avenir Next" w:eastAsia="Avenir Next"/>
                 <w:color w:val="5A5F66"/>
-                <w:sz w:val="21"/>
+                <w:sz w:val="22"/>
                 <w:szCs w:val="21"/>
               </w:rPr>
               <w:t xml:space="preserve"> — </w:t>
@@ -4027,7 +4037,7 @@
               <w:rPr>
                 <w:rFonts w:ascii="Avenir Next" w:hAnsi="Avenir Next" w:cs="Avenir Next" w:eastAsia="Avenir Next"/>
                 <w:color w:val="1A1A1A"/>
-                <w:sz w:val="21"/>
+                <w:sz w:val="22"/>
                 <w:szCs w:val="21"/>
               </w:rPr>
               <w:t xml:space="preserve">multiply to remove the parentheses</w:t>
@@ -4042,7 +4052,7 @@
                 <w:rFonts w:ascii="Avenir Next" w:hAnsi="Avenir Next" w:cs="Avenir Next" w:eastAsia="Avenir Next"/>
                 <w:b/>
                 <w:color w:val="1A1A1A"/>
-                <w:sz w:val="21"/>
+                <w:sz w:val="22"/>
                 <w:szCs w:val="21"/>
               </w:rPr>
               <w:t xml:space="preserve">factor</w:t>
@@ -4051,7 +4061,7 @@
               <w:rPr>
                 <w:rFonts w:ascii="Avenir Next" w:hAnsi="Avenir Next" w:cs="Avenir Next" w:eastAsia="Avenir Next"/>
                 <w:color w:val="5A5F66"/>
-                <w:sz w:val="21"/>
+                <w:sz w:val="22"/>
                 <w:szCs w:val="21"/>
               </w:rPr>
               <w:t xml:space="preserve"> — </w:t>
@@ -4060,7 +4070,7 @@
               <w:rPr>
                 <w:rFonts w:ascii="Avenir Next" w:hAnsi="Avenir Next" w:cs="Avenir Next" w:eastAsia="Avenir Next"/>
                 <w:color w:val="1A1A1A"/>
-                <w:sz w:val="21"/>
+                <w:sz w:val="22"/>
                 <w:szCs w:val="21"/>
               </w:rPr>
               <w:t xml:space="preserve">write as a number times ( </w:t>
@@ -4079,7 +4089,7 @@
               <w:rPr>
                 <w:rFonts w:ascii="Avenir Next" w:hAnsi="Avenir Next" w:cs="Avenir Next" w:eastAsia="Avenir Next"/>
                 <w:color w:val="1A1A1A"/>
-                <w:sz w:val="21"/>
+                <w:sz w:val="22"/>
                 <w:szCs w:val="21"/>
               </w:rPr>
               <w:t xml:space="preserve"> + </w:t>
@@ -4098,7 +4108,7 @@
               <w:rPr>
                 <w:rFonts w:ascii="Avenir Next" w:hAnsi="Avenir Next" w:cs="Avenir Next" w:eastAsia="Avenir Next"/>
                 <w:color w:val="1A1A1A"/>
-                <w:sz w:val="21"/>
+                <w:sz w:val="22"/>
                 <w:szCs w:val="21"/>
               </w:rPr>
               <w:t xml:space="preserve"> )</w:t>
@@ -4124,7 +4134,7 @@
                 <w:rFonts w:ascii="Avenir Next" w:hAnsi="Avenir Next" w:cs="Avenir Next" w:eastAsia="Avenir Next"/>
                 <w:b/>
                 <w:color w:val="1A1A1A"/>
-                <w:sz w:val="21"/>
+                <w:sz w:val="22"/>
                 <w:szCs w:val="21"/>
               </w:rPr>
               <w:t xml:space="preserve">GCF</w:t>
@@ -4133,7 +4143,7 @@
               <w:rPr>
                 <w:rFonts w:ascii="Avenir Next" w:hAnsi="Avenir Next" w:cs="Avenir Next" w:eastAsia="Avenir Next"/>
                 <w:color w:val="5A5F66"/>
-                <w:sz w:val="21"/>
+                <w:sz w:val="22"/>
                 <w:szCs w:val="21"/>
               </w:rPr>
               <w:t xml:space="preserve"> — </w:t>
@@ -4142,7 +4152,7 @@
               <w:rPr>
                 <w:rFonts w:ascii="Avenir Next" w:hAnsi="Avenir Next" w:cs="Avenir Next" w:eastAsia="Avenir Next"/>
                 <w:color w:val="1A1A1A"/>
-                <w:sz w:val="21"/>
+                <w:sz w:val="22"/>
                 <w:szCs w:val="21"/>
               </w:rPr>
               <w:t xml:space="preserve">the biggest number that divides both numbers</w:t>
@@ -4153,6 +4163,7 @@
     </w:tbl>
     <w:p>
       <w:pPr>
+        <w:pStyle w:val="Heading2"/>
         <w:keepNext/>
         <w:pBdr>
           <w:bottom w:val="single" w:sz="8" w:space="3" w:color="003A70"/>
@@ -4168,7 +4179,7 @@
           <w:b/>
           <w:color w:val="003A70"/>
           <w:spacing w:val="14"/>
-          <w:sz w:val="21"/>
+          <w:sz w:val="22"/>
           <w:szCs w:val="21"/>
         </w:rPr>
         <w:t xml:space="preserve">PRACTICE</w:t>
@@ -4187,7 +4198,7 @@
           <w:rFonts w:ascii="Avenir Next" w:hAnsi="Avenir Next" w:cs="Avenir Next" w:eastAsia="Avenir Next"/>
           <w:i/>
           <w:color w:val="5A5F66"/>
-          <w:sz w:val="17"/>
+          <w:sz w:val="22"/>
           <w:szCs w:val="17"/>
         </w:rPr>
         <w:t xml:space="preserve">show your work · label units</w:t>
@@ -4649,25 +4660,25 @@
                 <w:rFonts w:ascii="Avenir Next" w:hAnsi="Avenir Next" w:cs="Avenir Next" w:eastAsia="Avenir Next"/>
                 <w:b/>
                 <w:color w:val="003A70"/>
+                <w:sz w:val="22"/>
+                <w:szCs w:val="18"/>
+              </w:rPr>
+              <w:t xml:space="preserve">Step 1</w:t>
+            </w:r>
+            <w:r>
+              <w:rPr>
+                <w:rFonts w:ascii="Avenir Next" w:hAnsi="Avenir Next" w:cs="Avenir Next" w:eastAsia="Avenir Next"/>
+                <w:color w:val="1A1A1A"/>
                 <w:sz w:val="18"/>
                 <w:szCs w:val="18"/>
               </w:rPr>
-              <w:t xml:space="preserve">Step 1</w:t>
-            </w:r>
-            <w:r>
-              <w:rPr>
-                <w:rFonts w:ascii="Avenir Next" w:hAnsi="Avenir Next" w:cs="Avenir Next" w:eastAsia="Avenir Next"/>
-                <w:color w:val="1A1A1A"/>
-                <w:sz w:val="18"/>
-                <w:szCs w:val="18"/>
-              </w:rPr>
               <w:tab/>
             </w:r>
             <w:r>
               <w:rPr>
                 <w:rFonts w:ascii="Avenir Next" w:hAnsi="Avenir Next" w:cs="Avenir Next" w:eastAsia="Avenir Next"/>
                 <w:color w:val="1A1A1A"/>
-                <w:sz w:val="21"/>
+                <w:sz w:val="22"/>
                 <w:szCs w:val="21"/>
               </w:rPr>
               <w:t xml:space="preserve">Find the GCF of the two numbers.</w:t>
@@ -4687,25 +4698,25 @@
                 <w:rFonts w:ascii="Avenir Next" w:hAnsi="Avenir Next" w:cs="Avenir Next" w:eastAsia="Avenir Next"/>
                 <w:b/>
                 <w:color w:val="003A70"/>
+                <w:sz w:val="22"/>
+                <w:szCs w:val="18"/>
+              </w:rPr>
+              <w:t xml:space="preserve">Step 2</w:t>
+            </w:r>
+            <w:r>
+              <w:rPr>
+                <w:rFonts w:ascii="Avenir Next" w:hAnsi="Avenir Next" w:cs="Avenir Next" w:eastAsia="Avenir Next"/>
+                <w:color w:val="1A1A1A"/>
                 <w:sz w:val="18"/>
                 <w:szCs w:val="18"/>
               </w:rPr>
-              <w:t xml:space="preserve">Step 2</w:t>
-            </w:r>
-            <w:r>
-              <w:rPr>
-                <w:rFonts w:ascii="Avenir Next" w:hAnsi="Avenir Next" w:cs="Avenir Next" w:eastAsia="Avenir Next"/>
-                <w:color w:val="1A1A1A"/>
-                <w:sz w:val="18"/>
-                <w:szCs w:val="18"/>
-              </w:rPr>
               <w:tab/>
             </w:r>
             <w:r>
               <w:rPr>
                 <w:rFonts w:ascii="Avenir Next" w:hAnsi="Avenir Next" w:cs="Avenir Next" w:eastAsia="Avenir Next"/>
                 <w:color w:val="1A1A1A"/>
-                <w:sz w:val="21"/>
+                <w:sz w:val="22"/>
                 <w:szCs w:val="21"/>
               </w:rPr>
               <w:t xml:space="preserve">Divide each term by the GCF.</w:t>
@@ -4725,25 +4736,25 @@
                 <w:rFonts w:ascii="Avenir Next" w:hAnsi="Avenir Next" w:cs="Avenir Next" w:eastAsia="Avenir Next"/>
                 <w:b/>
                 <w:color w:val="003A70"/>
+                <w:sz w:val="22"/>
+                <w:szCs w:val="18"/>
+              </w:rPr>
+              <w:t xml:space="preserve">Step 3</w:t>
+            </w:r>
+            <w:r>
+              <w:rPr>
+                <w:rFonts w:ascii="Avenir Next" w:hAnsi="Avenir Next" w:cs="Avenir Next" w:eastAsia="Avenir Next"/>
+                <w:color w:val="1A1A1A"/>
                 <w:sz w:val="18"/>
                 <w:szCs w:val="18"/>
               </w:rPr>
-              <w:t xml:space="preserve">Step 3</w:t>
-            </w:r>
-            <w:r>
-              <w:rPr>
-                <w:rFonts w:ascii="Avenir Next" w:hAnsi="Avenir Next" w:cs="Avenir Next" w:eastAsia="Avenir Next"/>
-                <w:color w:val="1A1A1A"/>
-                <w:sz w:val="18"/>
-                <w:szCs w:val="18"/>
-              </w:rPr>
               <w:tab/>
             </w:r>
             <w:r>
               <w:rPr>
                 <w:rFonts w:ascii="Avenir Next" w:hAnsi="Avenir Next" w:cs="Avenir Next" w:eastAsia="Avenir Next"/>
                 <w:color w:val="1A1A1A"/>
-                <w:sz w:val="21"/>
+                <w:sz w:val="22"/>
                 <w:szCs w:val="21"/>
               </w:rPr>
               <w:t xml:space="preserve">Write GCF( </w:t>
@@ -4762,7 +4773,7 @@
               <w:rPr>
                 <w:rFonts w:ascii="Avenir Next" w:hAnsi="Avenir Next" w:cs="Avenir Next" w:eastAsia="Avenir Next"/>
                 <w:color w:val="1A1A1A"/>
-                <w:sz w:val="21"/>
+                <w:sz w:val="22"/>
                 <w:szCs w:val="21"/>
               </w:rPr>
               <w:t xml:space="preserve"> + </w:t>
@@ -4781,7 +4792,7 @@
               <w:rPr>
                 <w:rFonts w:ascii="Avenir Next" w:hAnsi="Avenir Next" w:cs="Avenir Next" w:eastAsia="Avenir Next"/>
                 <w:color w:val="1A1A1A"/>
-                <w:sz w:val="21"/>
+                <w:sz w:val="22"/>
                 <w:szCs w:val="21"/>
               </w:rPr>
               <w:t xml:space="preserve"> ) and check by expanding.</w:t>
@@ -5559,7 +5570,7 @@
                 <w:rFonts w:ascii="Avenir Next" w:hAnsi="Avenir Next" w:cs="Avenir Next" w:eastAsia="Avenir Next"/>
                 <w:b/>
                 <w:color w:val="1A1A1A"/>
-                <w:sz w:val="18"/>
+                <w:sz w:val="22"/>
                 <w:szCs w:val="18"/>
               </w:rPr>
               <w:t xml:space="preserve">Length</w:t>
@@ -5901,7 +5912,7 @@
                 <w:rFonts w:ascii="Avenir Next" w:hAnsi="Avenir Next" w:cs="Avenir Next" w:eastAsia="Avenir Next"/>
                 <w:b/>
                 <w:color w:val="003A70"/>
-                <w:sz w:val="17"/>
+                <w:sz w:val="22"/>
                 <w:szCs w:val="17"/>
               </w:rPr>
               <w:t xml:space="preserve">Frame  </w:t>
@@ -5911,7 +5922,7 @@
                 <w:rFonts w:ascii="Avenir Next" w:hAnsi="Avenir Next" w:cs="Avenir Next" w:eastAsia="Avenir Next"/>
                 <w:i/>
                 <w:color w:val="1A1A1A"/>
-                <w:sz w:val="18"/>
+                <w:sz w:val="22"/>
                 <w:szCs w:val="18"/>
               </w:rPr>
               <w:t xml:space="preserve">6n and 9 share the factor </w:t>
@@ -5931,7 +5942,7 @@
                 <w:rFonts w:ascii="Avenir Next" w:hAnsi="Avenir Next" w:cs="Avenir Next" w:eastAsia="Avenir Next"/>
                 <w:i/>
                 <w:color w:val="1A1A1A"/>
-                <w:sz w:val="18"/>
+                <w:sz w:val="22"/>
                 <w:szCs w:val="18"/>
               </w:rPr>
               <w:t xml:space="preserve">. So Leon </w:t>
@@ -5951,7 +5962,7 @@
                 <w:rFonts w:ascii="Avenir Next" w:hAnsi="Avenir Next" w:cs="Avenir Next" w:eastAsia="Avenir Next"/>
                 <w:i/>
                 <w:color w:val="1A1A1A"/>
-                <w:sz w:val="18"/>
+                <w:sz w:val="22"/>
                 <w:szCs w:val="18"/>
               </w:rPr>
               <w:t xml:space="preserve"> use the GCF. The GCF form is </w:t>
@@ -5971,7 +5982,7 @@
                 <w:rFonts w:ascii="Avenir Next" w:hAnsi="Avenir Next" w:cs="Avenir Next" w:eastAsia="Avenir Next"/>
                 <w:i/>
                 <w:color w:val="1A1A1A"/>
-                <w:sz w:val="18"/>
+                <w:sz w:val="22"/>
                 <w:szCs w:val="18"/>
               </w:rPr>
               <w:t xml:space="preserve">.</w:t>
@@ -6039,7 +6050,7 @@
                     <w:rPr>
                       <w:rFonts w:ascii="Avenir Next" w:hAnsi="Avenir Next" w:cs="Avenir Next" w:eastAsia="Avenir Next"/>
                       <w:color w:val="1A1A1A"/>
-                      <w:sz w:val="21"/>
+                      <w:sz w:val="22"/>
                       <w:szCs w:val="21"/>
                     </w:rPr>
                     <w:t xml:space="preserve">Yes</w:t>
@@ -6078,7 +6089,7 @@
                     <w:rPr>
                       <w:rFonts w:ascii="Avenir Next" w:hAnsi="Avenir Next" w:cs="Avenir Next" w:eastAsia="Avenir Next"/>
                       <w:color w:val="1A1A1A"/>
-                      <w:sz w:val="21"/>
+                      <w:sz w:val="22"/>
                       <w:szCs w:val="21"/>
                     </w:rPr>
                     <w:t xml:space="preserve">No</w:t>
@@ -6102,6 +6113,7 @@
     </w:p>
     <w:p>
       <w:pPr>
+        <w:pStyle w:val="Heading2"/>
         <w:keepNext/>
         <w:pBdr>
           <w:bottom w:val="single" w:sz="8" w:space="3" w:color="003A70"/>
@@ -6117,7 +6129,7 @@
           <w:b/>
           <w:color w:val="003A70"/>
           <w:spacing w:val="14"/>
-          <w:sz w:val="21"/>
+          <w:sz w:val="22"/>
           <w:szCs w:val="21"/>
         </w:rPr>
         <w:t xml:space="preserve">TEST PRACTICE</w:t>
@@ -6136,7 +6148,7 @@
           <w:rFonts w:ascii="Avenir Next" w:hAnsi="Avenir Next" w:cs="Avenir Next" w:eastAsia="Avenir Next"/>
           <w:i/>
           <w:color w:val="5A5F66"/>
-          <w:sz w:val="17"/>
+          <w:sz w:val="22"/>
           <w:szCs w:val="17"/>
         </w:rPr>
         <w:t xml:space="preserve">choose the best answer</w:t>
@@ -6251,25 +6263,25 @@
                 <w:rFonts w:ascii="Avenir Next" w:hAnsi="Avenir Next" w:cs="Avenir Next" w:eastAsia="Avenir Next"/>
                 <w:b/>
                 <w:color w:val="003A70"/>
+                <w:sz w:val="22"/>
+                <w:szCs w:val="18"/>
+              </w:rPr>
+              <w:t xml:space="preserve">Step 1</w:t>
+            </w:r>
+            <w:r>
+              <w:rPr>
+                <w:rFonts w:ascii="Avenir Next" w:hAnsi="Avenir Next" w:cs="Avenir Next" w:eastAsia="Avenir Next"/>
+                <w:color w:val="1A1A1A"/>
                 <w:sz w:val="18"/>
                 <w:szCs w:val="18"/>
               </w:rPr>
-              <w:t xml:space="preserve">Step 1</w:t>
-            </w:r>
-            <w:r>
-              <w:rPr>
-                <w:rFonts w:ascii="Avenir Next" w:hAnsi="Avenir Next" w:cs="Avenir Next" w:eastAsia="Avenir Next"/>
-                <w:color w:val="1A1A1A"/>
-                <w:sz w:val="18"/>
-                <w:szCs w:val="18"/>
-              </w:rPr>
               <w:tab/>
             </w:r>
             <w:r>
               <w:rPr>
                 <w:rFonts w:ascii="Avenir Next" w:hAnsi="Avenir Next" w:cs="Avenir Next" w:eastAsia="Avenir Next"/>
                 <w:color w:val="1A1A1A"/>
-                <w:sz w:val="21"/>
+                <w:sz w:val="22"/>
                 <w:szCs w:val="21"/>
               </w:rPr>
               <w:t xml:space="preserve">Find the GCF of 16 and 40.</w:t>
@@ -6289,25 +6301,25 @@
                 <w:rFonts w:ascii="Avenir Next" w:hAnsi="Avenir Next" w:cs="Avenir Next" w:eastAsia="Avenir Next"/>
                 <w:b/>
                 <w:color w:val="003A70"/>
+                <w:sz w:val="22"/>
+                <w:szCs w:val="18"/>
+              </w:rPr>
+              <w:t xml:space="preserve">Step 2</w:t>
+            </w:r>
+            <w:r>
+              <w:rPr>
+                <w:rFonts w:ascii="Avenir Next" w:hAnsi="Avenir Next" w:cs="Avenir Next" w:eastAsia="Avenir Next"/>
+                <w:color w:val="1A1A1A"/>
                 <w:sz w:val="18"/>
                 <w:szCs w:val="18"/>
               </w:rPr>
-              <w:t xml:space="preserve">Step 2</w:t>
-            </w:r>
-            <w:r>
-              <w:rPr>
-                <w:rFonts w:ascii="Avenir Next" w:hAnsi="Avenir Next" w:cs="Avenir Next" w:eastAsia="Avenir Next"/>
-                <w:color w:val="1A1A1A"/>
-                <w:sz w:val="18"/>
-                <w:szCs w:val="18"/>
-              </w:rPr>
               <w:tab/>
             </w:r>
             <w:r>
               <w:rPr>
                 <w:rFonts w:ascii="Avenir Next" w:hAnsi="Avenir Next" w:cs="Avenir Next" w:eastAsia="Avenir Next"/>
                 <w:color w:val="1A1A1A"/>
-                <w:sz w:val="21"/>
+                <w:sz w:val="22"/>
                 <w:szCs w:val="21"/>
               </w:rPr>
               <w:t xml:space="preserve">Pick the choice with the GCF outside the parentheses.</w:t>
@@ -6363,44 +6375,44 @@
                       <w:rFonts w:ascii="Avenir Next" w:hAnsi="Avenir Next" w:cs="Avenir Next" w:eastAsia="Avenir Next"/>
                       <w:b/>
                       <w:color w:val="003A70"/>
+                      <w:sz w:val="22"/>
+                      <w:szCs w:val="21"/>
+                    </w:rPr>
+                    <w:t xml:space="preserve">A</w:t>
+                  </w:r>
+                  <w:r>
+                    <w:rPr>
+                      <w:rFonts w:ascii="Avenir Next" w:hAnsi="Avenir Next" w:cs="Avenir Next" w:eastAsia="Avenir Next"/>
+                      <w:color w:val="1A1A1A"/>
                       <w:sz w:val="21"/>
                       <w:szCs w:val="21"/>
                     </w:rPr>
-                    <w:t xml:space="preserve">A</w:t>
-                  </w:r>
-                  <w:r>
-                    <w:rPr>
-                      <w:rFonts w:ascii="Avenir Next" w:hAnsi="Avenir Next" w:cs="Avenir Next" w:eastAsia="Avenir Next"/>
-                      <w:color w:val="1A1A1A"/>
-                      <w:sz w:val="21"/>
+                    <w:tab/>
+                  </w:r>
+                  <w:r>
+                    <w:rPr>
+                      <w:rFonts w:ascii="Avenir Next" w:hAnsi="Avenir Next" w:cs="Avenir Next" w:eastAsia="Avenir Next"/>
+                      <w:color w:val="1A1A1A"/>
+                      <w:sz w:val="22"/>
                       <w:szCs w:val="21"/>
                     </w:rPr>
-                    <w:tab/>
-                  </w:r>
-                  <w:r>
-                    <w:rPr>
-                      <w:rFonts w:ascii="Avenir Next" w:hAnsi="Avenir Next" w:cs="Avenir Next" w:eastAsia="Avenir Next"/>
-                      <w:color w:val="1A1A1A"/>
-                      <w:sz w:val="21"/>
+                    <w:t xml:space="preserve">2(8</w:t>
+                  </w:r>
+                  <w:r>
+                    <w:rPr>
+                      <w:rFonts w:ascii="Avenir Next" w:hAnsi="Avenir Next" w:cs="Avenir Next" w:eastAsia="Avenir Next"/>
+                      <w:i/>
+                      <w:color w:val="1A1A1A"/>
+                      <w:sz w:val="22"/>
                       <w:szCs w:val="21"/>
                     </w:rPr>
-                    <w:t xml:space="preserve">2(8</w:t>
-                  </w:r>
-                  <w:r>
-                    <w:rPr>
-                      <w:rFonts w:ascii="Avenir Next" w:hAnsi="Avenir Next" w:cs="Avenir Next" w:eastAsia="Avenir Next"/>
-                      <w:i/>
-                      <w:color w:val="1A1A1A"/>
-                      <w:sz w:val="21"/>
-                      <w:szCs w:val="21"/>
-                    </w:rPr>
                     <w:t xml:space="preserve">x</w:t>
                   </w:r>
                   <w:r>
                     <w:rPr>
                       <w:rFonts w:ascii="Avenir Next" w:hAnsi="Avenir Next" w:cs="Avenir Next" w:eastAsia="Avenir Next"/>
                       <w:color w:val="1A1A1A"/>
-                      <w:sz w:val="21"/>
+                      <w:sz w:val="22"/>
                       <w:szCs w:val="21"/>
                     </w:rPr>
                     <w:t xml:space="preserve"> + 20)</w:t>
@@ -6425,44 +6437,44 @@
                       <w:rFonts w:ascii="Avenir Next" w:hAnsi="Avenir Next" w:cs="Avenir Next" w:eastAsia="Avenir Next"/>
                       <w:b/>
                       <w:color w:val="003A70"/>
+                      <w:sz w:val="22"/>
+                      <w:szCs w:val="21"/>
+                    </w:rPr>
+                    <w:t xml:space="preserve">B</w:t>
+                  </w:r>
+                  <w:r>
+                    <w:rPr>
+                      <w:rFonts w:ascii="Avenir Next" w:hAnsi="Avenir Next" w:cs="Avenir Next" w:eastAsia="Avenir Next"/>
+                      <w:color w:val="1A1A1A"/>
                       <w:sz w:val="21"/>
                       <w:szCs w:val="21"/>
                     </w:rPr>
-                    <w:t xml:space="preserve">B</w:t>
-                  </w:r>
-                  <w:r>
-                    <w:rPr>
-                      <w:rFonts w:ascii="Avenir Next" w:hAnsi="Avenir Next" w:cs="Avenir Next" w:eastAsia="Avenir Next"/>
-                      <w:color w:val="1A1A1A"/>
-                      <w:sz w:val="21"/>
+                    <w:tab/>
+                  </w:r>
+                  <w:r>
+                    <w:rPr>
+                      <w:rFonts w:ascii="Avenir Next" w:hAnsi="Avenir Next" w:cs="Avenir Next" w:eastAsia="Avenir Next"/>
+                      <w:color w:val="1A1A1A"/>
+                      <w:sz w:val="22"/>
                       <w:szCs w:val="21"/>
                     </w:rPr>
-                    <w:tab/>
-                  </w:r>
-                  <w:r>
-                    <w:rPr>
-                      <w:rFonts w:ascii="Avenir Next" w:hAnsi="Avenir Next" w:cs="Avenir Next" w:eastAsia="Avenir Next"/>
-                      <w:color w:val="1A1A1A"/>
-                      <w:sz w:val="21"/>
+                    <w:t xml:space="preserve">8(2</w:t>
+                  </w:r>
+                  <w:r>
+                    <w:rPr>
+                      <w:rFonts w:ascii="Avenir Next" w:hAnsi="Avenir Next" w:cs="Avenir Next" w:eastAsia="Avenir Next"/>
+                      <w:i/>
+                      <w:color w:val="1A1A1A"/>
+                      <w:sz w:val="22"/>
                       <w:szCs w:val="21"/>
                     </w:rPr>
-                    <w:t xml:space="preserve">8(2</w:t>
-                  </w:r>
-                  <w:r>
-                    <w:rPr>
-                      <w:rFonts w:ascii="Avenir Next" w:hAnsi="Avenir Next" w:cs="Avenir Next" w:eastAsia="Avenir Next"/>
-                      <w:i/>
-                      <w:color w:val="1A1A1A"/>
-                      <w:sz w:val="21"/>
-                      <w:szCs w:val="21"/>
-                    </w:rPr>
                     <w:t xml:space="preserve">x</w:t>
                   </w:r>
                   <w:r>
                     <w:rPr>
                       <w:rFonts w:ascii="Avenir Next" w:hAnsi="Avenir Next" w:cs="Avenir Next" w:eastAsia="Avenir Next"/>
                       <w:color w:val="1A1A1A"/>
-                      <w:sz w:val="21"/>
+                      <w:sz w:val="22"/>
                       <w:szCs w:val="21"/>
                     </w:rPr>
                     <w:t xml:space="preserve"> + 5)</w:t>
@@ -6487,44 +6499,44 @@
                       <w:rFonts w:ascii="Avenir Next" w:hAnsi="Avenir Next" w:cs="Avenir Next" w:eastAsia="Avenir Next"/>
                       <w:b/>
                       <w:color w:val="003A70"/>
+                      <w:sz w:val="22"/>
+                      <w:szCs w:val="21"/>
+                    </w:rPr>
+                    <w:t xml:space="preserve">C</w:t>
+                  </w:r>
+                  <w:r>
+                    <w:rPr>
+                      <w:rFonts w:ascii="Avenir Next" w:hAnsi="Avenir Next" w:cs="Avenir Next" w:eastAsia="Avenir Next"/>
+                      <w:color w:val="1A1A1A"/>
                       <w:sz w:val="21"/>
                       <w:szCs w:val="21"/>
                     </w:rPr>
-                    <w:t xml:space="preserve">C</w:t>
-                  </w:r>
-                  <w:r>
-                    <w:rPr>
-                      <w:rFonts w:ascii="Avenir Next" w:hAnsi="Avenir Next" w:cs="Avenir Next" w:eastAsia="Avenir Next"/>
-                      <w:color w:val="1A1A1A"/>
-                      <w:sz w:val="21"/>
+                    <w:tab/>
+                  </w:r>
+                  <w:r>
+                    <w:rPr>
+                      <w:rFonts w:ascii="Avenir Next" w:hAnsi="Avenir Next" w:cs="Avenir Next" w:eastAsia="Avenir Next"/>
+                      <w:color w:val="1A1A1A"/>
+                      <w:sz w:val="22"/>
                       <w:szCs w:val="21"/>
                     </w:rPr>
-                    <w:tab/>
-                  </w:r>
-                  <w:r>
-                    <w:rPr>
-                      <w:rFonts w:ascii="Avenir Next" w:hAnsi="Avenir Next" w:cs="Avenir Next" w:eastAsia="Avenir Next"/>
-                      <w:color w:val="1A1A1A"/>
-                      <w:sz w:val="21"/>
+                    <w:t xml:space="preserve">4(4</w:t>
+                  </w:r>
+                  <w:r>
+                    <w:rPr>
+                      <w:rFonts w:ascii="Avenir Next" w:hAnsi="Avenir Next" w:cs="Avenir Next" w:eastAsia="Avenir Next"/>
+                      <w:i/>
+                      <w:color w:val="1A1A1A"/>
+                      <w:sz w:val="22"/>
                       <w:szCs w:val="21"/>
                     </w:rPr>
-                    <w:t xml:space="preserve">4(4</w:t>
-                  </w:r>
-                  <w:r>
-                    <w:rPr>
-                      <w:rFonts w:ascii="Avenir Next" w:hAnsi="Avenir Next" w:cs="Avenir Next" w:eastAsia="Avenir Next"/>
-                      <w:i/>
-                      <w:color w:val="1A1A1A"/>
-                      <w:sz w:val="21"/>
-                      <w:szCs w:val="21"/>
-                    </w:rPr>
                     <w:t xml:space="preserve">x</w:t>
                   </w:r>
                   <w:r>
                     <w:rPr>
                       <w:rFonts w:ascii="Avenir Next" w:hAnsi="Avenir Next" w:cs="Avenir Next" w:eastAsia="Avenir Next"/>
                       <w:color w:val="1A1A1A"/>
-                      <w:sz w:val="21"/>
+                      <w:sz w:val="22"/>
                       <w:szCs w:val="21"/>
                     </w:rPr>
                     <w:t xml:space="preserve"> + 10)</w:t>
@@ -6549,44 +6561,44 @@
                       <w:rFonts w:ascii="Avenir Next" w:hAnsi="Avenir Next" w:cs="Avenir Next" w:eastAsia="Avenir Next"/>
                       <w:b/>
                       <w:color w:val="003A70"/>
+                      <w:sz w:val="22"/>
+                      <w:szCs w:val="21"/>
+                    </w:rPr>
+                    <w:t xml:space="preserve">D</w:t>
+                  </w:r>
+                  <w:r>
+                    <w:rPr>
+                      <w:rFonts w:ascii="Avenir Next" w:hAnsi="Avenir Next" w:cs="Avenir Next" w:eastAsia="Avenir Next"/>
+                      <w:color w:val="1A1A1A"/>
                       <w:sz w:val="21"/>
                       <w:szCs w:val="21"/>
                     </w:rPr>
-                    <w:t xml:space="preserve">D</w:t>
-                  </w:r>
-                  <w:r>
-                    <w:rPr>
-                      <w:rFonts w:ascii="Avenir Next" w:hAnsi="Avenir Next" w:cs="Avenir Next" w:eastAsia="Avenir Next"/>
-                      <w:color w:val="1A1A1A"/>
-                      <w:sz w:val="21"/>
+                    <w:tab/>
+                  </w:r>
+                  <w:r>
+                    <w:rPr>
+                      <w:rFonts w:ascii="Avenir Next" w:hAnsi="Avenir Next" w:cs="Avenir Next" w:eastAsia="Avenir Next"/>
+                      <w:color w:val="1A1A1A"/>
+                      <w:sz w:val="22"/>
                       <w:szCs w:val="21"/>
                     </w:rPr>
-                    <w:tab/>
-                  </w:r>
-                  <w:r>
-                    <w:rPr>
-                      <w:rFonts w:ascii="Avenir Next" w:hAnsi="Avenir Next" w:cs="Avenir Next" w:eastAsia="Avenir Next"/>
-                      <w:color w:val="1A1A1A"/>
-                      <w:sz w:val="21"/>
+                    <w:t xml:space="preserve">8(2</w:t>
+                  </w:r>
+                  <w:r>
+                    <w:rPr>
+                      <w:rFonts w:ascii="Avenir Next" w:hAnsi="Avenir Next" w:cs="Avenir Next" w:eastAsia="Avenir Next"/>
+                      <w:i/>
+                      <w:color w:val="1A1A1A"/>
+                      <w:sz w:val="22"/>
                       <w:szCs w:val="21"/>
                     </w:rPr>
-                    <w:t xml:space="preserve">8(2</w:t>
-                  </w:r>
-                  <w:r>
-                    <w:rPr>
-                      <w:rFonts w:ascii="Avenir Next" w:hAnsi="Avenir Next" w:cs="Avenir Next" w:eastAsia="Avenir Next"/>
-                      <w:i/>
-                      <w:color w:val="1A1A1A"/>
-                      <w:sz w:val="21"/>
-                      <w:szCs w:val="21"/>
-                    </w:rPr>
                     <w:t xml:space="preserve">x</w:t>
                   </w:r>
                   <w:r>
                     <w:rPr>
                       <w:rFonts w:ascii="Avenir Next" w:hAnsi="Avenir Next" w:cs="Avenir Next" w:eastAsia="Avenir Next"/>
                       <w:color w:val="1A1A1A"/>
-                      <w:sz w:val="21"/>
+                      <w:sz w:val="22"/>
                       <w:szCs w:val="21"/>
                     </w:rPr>
                     <w:t xml:space="preserve"> + 40)</w:t>
@@ -6753,44 +6765,44 @@
                       <w:rFonts w:ascii="Avenir Next" w:hAnsi="Avenir Next" w:cs="Avenir Next" w:eastAsia="Avenir Next"/>
                       <w:b/>
                       <w:color w:val="003A70"/>
+                      <w:sz w:val="22"/>
+                      <w:szCs w:val="21"/>
+                    </w:rPr>
+                    <w:t xml:space="preserve">A</w:t>
+                  </w:r>
+                  <w:r>
+                    <w:rPr>
+                      <w:rFonts w:ascii="Avenir Next" w:hAnsi="Avenir Next" w:cs="Avenir Next" w:eastAsia="Avenir Next"/>
+                      <w:color w:val="1A1A1A"/>
                       <w:sz w:val="21"/>
                       <w:szCs w:val="21"/>
                     </w:rPr>
-                    <w:t xml:space="preserve">A</w:t>
-                  </w:r>
-                  <w:r>
-                    <w:rPr>
-                      <w:rFonts w:ascii="Avenir Next" w:hAnsi="Avenir Next" w:cs="Avenir Next" w:eastAsia="Avenir Next"/>
-                      <w:color w:val="1A1A1A"/>
-                      <w:sz w:val="21"/>
+                    <w:tab/>
+                  </w:r>
+                  <w:r>
+                    <w:rPr>
+                      <w:rFonts w:ascii="Avenir Next" w:hAnsi="Avenir Next" w:cs="Avenir Next" w:eastAsia="Avenir Next"/>
+                      <w:color w:val="1A1A1A"/>
+                      <w:sz w:val="22"/>
                       <w:szCs w:val="21"/>
                     </w:rPr>
-                    <w:tab/>
-                  </w:r>
-                  <w:r>
-                    <w:rPr>
-                      <w:rFonts w:ascii="Avenir Next" w:hAnsi="Avenir Next" w:cs="Avenir Next" w:eastAsia="Avenir Next"/>
-                      <w:color w:val="1A1A1A"/>
-                      <w:sz w:val="21"/>
+                    <w:t xml:space="preserve">18</w:t>
+                  </w:r>
+                  <w:r>
+                    <w:rPr>
+                      <w:rFonts w:ascii="Avenir Next" w:hAnsi="Avenir Next" w:cs="Avenir Next" w:eastAsia="Avenir Next"/>
+                      <w:i/>
+                      <w:color w:val="1A1A1A"/>
+                      <w:sz w:val="22"/>
                       <w:szCs w:val="21"/>
                     </w:rPr>
-                    <w:t xml:space="preserve">18</w:t>
-                  </w:r>
-                  <w:r>
-                    <w:rPr>
-                      <w:rFonts w:ascii="Avenir Next" w:hAnsi="Avenir Next" w:cs="Avenir Next" w:eastAsia="Avenir Next"/>
-                      <w:i/>
-                      <w:color w:val="1A1A1A"/>
-                      <w:sz w:val="21"/>
-                      <w:szCs w:val="21"/>
-                    </w:rPr>
                     <w:t xml:space="preserve">a</w:t>
                   </w:r>
                   <w:r>
                     <w:rPr>
                       <w:rFonts w:ascii="Avenir Next" w:hAnsi="Avenir Next" w:cs="Avenir Next" w:eastAsia="Avenir Next"/>
                       <w:color w:val="1A1A1A"/>
-                      <w:sz w:val="21"/>
+                      <w:sz w:val="22"/>
                       <w:szCs w:val="21"/>
                     </w:rPr>
                     <w:t xml:space="preserve"> + 2</w:t>
@@ -6815,44 +6827,44 @@
                       <w:rFonts w:ascii="Avenir Next" w:hAnsi="Avenir Next" w:cs="Avenir Next" w:eastAsia="Avenir Next"/>
                       <w:b/>
                       <w:color w:val="003A70"/>
+                      <w:sz w:val="22"/>
+                      <w:szCs w:val="21"/>
+                    </w:rPr>
+                    <w:t xml:space="preserve">B</w:t>
+                  </w:r>
+                  <w:r>
+                    <w:rPr>
+                      <w:rFonts w:ascii="Avenir Next" w:hAnsi="Avenir Next" w:cs="Avenir Next" w:eastAsia="Avenir Next"/>
+                      <w:color w:val="1A1A1A"/>
                       <w:sz w:val="21"/>
                       <w:szCs w:val="21"/>
                     </w:rPr>
-                    <w:t xml:space="preserve">B</w:t>
-                  </w:r>
-                  <w:r>
-                    <w:rPr>
-                      <w:rFonts w:ascii="Avenir Next" w:hAnsi="Avenir Next" w:cs="Avenir Next" w:eastAsia="Avenir Next"/>
-                      <w:color w:val="1A1A1A"/>
-                      <w:sz w:val="21"/>
+                    <w:tab/>
+                  </w:r>
+                  <w:r>
+                    <w:rPr>
+                      <w:rFonts w:ascii="Avenir Next" w:hAnsi="Avenir Next" w:cs="Avenir Next" w:eastAsia="Avenir Next"/>
+                      <w:color w:val="1A1A1A"/>
+                      <w:sz w:val="22"/>
                       <w:szCs w:val="21"/>
                     </w:rPr>
-                    <w:tab/>
-                  </w:r>
-                  <w:r>
-                    <w:rPr>
-                      <w:rFonts w:ascii="Avenir Next" w:hAnsi="Avenir Next" w:cs="Avenir Next" w:eastAsia="Avenir Next"/>
-                      <w:color w:val="1A1A1A"/>
-                      <w:sz w:val="21"/>
+                    <w:t xml:space="preserve">9</w:t>
+                  </w:r>
+                  <w:r>
+                    <w:rPr>
+                      <w:rFonts w:ascii="Avenir Next" w:hAnsi="Avenir Next" w:cs="Avenir Next" w:eastAsia="Avenir Next"/>
+                      <w:i/>
+                      <w:color w:val="1A1A1A"/>
+                      <w:sz w:val="22"/>
                       <w:szCs w:val="21"/>
                     </w:rPr>
-                    <w:t xml:space="preserve">9</w:t>
-                  </w:r>
-                  <w:r>
-                    <w:rPr>
-                      <w:rFonts w:ascii="Avenir Next" w:hAnsi="Avenir Next" w:cs="Avenir Next" w:eastAsia="Avenir Next"/>
-                      <w:i/>
-                      <w:color w:val="1A1A1A"/>
-                      <w:sz w:val="21"/>
-                      <w:szCs w:val="21"/>
-                    </w:rPr>
                     <w:t xml:space="preserve">a</w:t>
                   </w:r>
                   <w:r>
                     <w:rPr>
                       <w:rFonts w:ascii="Avenir Next" w:hAnsi="Avenir Next" w:cs="Avenir Next" w:eastAsia="Avenir Next"/>
                       <w:color w:val="1A1A1A"/>
-                      <w:sz w:val="21"/>
+                      <w:sz w:val="22"/>
                       <w:szCs w:val="21"/>
                     </w:rPr>
                     <w:t xml:space="preserve"> + 8</w:t>
@@ -6877,44 +6889,44 @@
                       <w:rFonts w:ascii="Avenir Next" w:hAnsi="Avenir Next" w:cs="Avenir Next" w:eastAsia="Avenir Next"/>
                       <w:b/>
                       <w:color w:val="003A70"/>
+                      <w:sz w:val="22"/>
+                      <w:szCs w:val="21"/>
+                    </w:rPr>
+                    <w:t xml:space="preserve">C</w:t>
+                  </w:r>
+                  <w:r>
+                    <w:rPr>
+                      <w:rFonts w:ascii="Avenir Next" w:hAnsi="Avenir Next" w:cs="Avenir Next" w:eastAsia="Avenir Next"/>
+                      <w:color w:val="1A1A1A"/>
                       <w:sz w:val="21"/>
                       <w:szCs w:val="21"/>
                     </w:rPr>
-                    <w:t xml:space="preserve">C</w:t>
-                  </w:r>
-                  <w:r>
-                    <w:rPr>
-                      <w:rFonts w:ascii="Avenir Next" w:hAnsi="Avenir Next" w:cs="Avenir Next" w:eastAsia="Avenir Next"/>
-                      <w:color w:val="1A1A1A"/>
-                      <w:sz w:val="21"/>
+                    <w:tab/>
+                  </w:r>
+                  <w:r>
+                    <w:rPr>
+                      <w:rFonts w:ascii="Avenir Next" w:hAnsi="Avenir Next" w:cs="Avenir Next" w:eastAsia="Avenir Next"/>
+                      <w:color w:val="1A1A1A"/>
+                      <w:sz w:val="22"/>
                       <w:szCs w:val="21"/>
                     </w:rPr>
-                    <w:tab/>
-                  </w:r>
-                  <w:r>
-                    <w:rPr>
-                      <w:rFonts w:ascii="Avenir Next" w:hAnsi="Avenir Next" w:cs="Avenir Next" w:eastAsia="Avenir Next"/>
-                      <w:color w:val="1A1A1A"/>
-                      <w:sz w:val="21"/>
+                    <w:t xml:space="preserve">18</w:t>
+                  </w:r>
+                  <w:r>
+                    <w:rPr>
+                      <w:rFonts w:ascii="Avenir Next" w:hAnsi="Avenir Next" w:cs="Avenir Next" w:eastAsia="Avenir Next"/>
+                      <w:i/>
+                      <w:color w:val="1A1A1A"/>
+                      <w:sz w:val="22"/>
                       <w:szCs w:val="21"/>
                     </w:rPr>
-                    <w:t xml:space="preserve">18</w:t>
-                  </w:r>
-                  <w:r>
-                    <w:rPr>
-                      <w:rFonts w:ascii="Avenir Next" w:hAnsi="Avenir Next" w:cs="Avenir Next" w:eastAsia="Avenir Next"/>
-                      <w:i/>
-                      <w:color w:val="1A1A1A"/>
-                      <w:sz w:val="21"/>
-                      <w:szCs w:val="21"/>
-                    </w:rPr>
                     <w:t xml:space="preserve">a</w:t>
                   </w:r>
                   <w:r>
                     <w:rPr>
                       <w:rFonts w:ascii="Avenir Next" w:hAnsi="Avenir Next" w:cs="Avenir Next" w:eastAsia="Avenir Next"/>
                       <w:color w:val="1A1A1A"/>
-                      <w:sz w:val="21"/>
+                      <w:sz w:val="22"/>
                       <w:szCs w:val="21"/>
                     </w:rPr>
                     <w:t xml:space="preserve"> + 12</w:t>
@@ -6939,44 +6951,44 @@
                       <w:rFonts w:ascii="Avenir Next" w:hAnsi="Avenir Next" w:cs="Avenir Next" w:eastAsia="Avenir Next"/>
                       <w:b/>
                       <w:color w:val="003A70"/>
+                      <w:sz w:val="22"/>
+                      <w:szCs w:val="21"/>
+                    </w:rPr>
+                    <w:t xml:space="preserve">D</w:t>
+                  </w:r>
+                  <w:r>
+                    <w:rPr>
+                      <w:rFonts w:ascii="Avenir Next" w:hAnsi="Avenir Next" w:cs="Avenir Next" w:eastAsia="Avenir Next"/>
+                      <w:color w:val="1A1A1A"/>
                       <w:sz w:val="21"/>
                       <w:szCs w:val="21"/>
                     </w:rPr>
-                    <w:t xml:space="preserve">D</w:t>
-                  </w:r>
-                  <w:r>
-                    <w:rPr>
-                      <w:rFonts w:ascii="Avenir Next" w:hAnsi="Avenir Next" w:cs="Avenir Next" w:eastAsia="Avenir Next"/>
-                      <w:color w:val="1A1A1A"/>
-                      <w:sz w:val="21"/>
+                    <w:tab/>
+                  </w:r>
+                  <w:r>
+                    <w:rPr>
+                      <w:rFonts w:ascii="Avenir Next" w:hAnsi="Avenir Next" w:cs="Avenir Next" w:eastAsia="Avenir Next"/>
+                      <w:color w:val="1A1A1A"/>
+                      <w:sz w:val="22"/>
                       <w:szCs w:val="21"/>
                     </w:rPr>
-                    <w:tab/>
-                  </w:r>
-                  <w:r>
-                    <w:rPr>
-                      <w:rFonts w:ascii="Avenir Next" w:hAnsi="Avenir Next" w:cs="Avenir Next" w:eastAsia="Avenir Next"/>
-                      <w:color w:val="1A1A1A"/>
-                      <w:sz w:val="21"/>
+                    <w:t xml:space="preserve">3</w:t>
+                  </w:r>
+                  <w:r>
+                    <w:rPr>
+                      <w:rFonts w:ascii="Avenir Next" w:hAnsi="Avenir Next" w:cs="Avenir Next" w:eastAsia="Avenir Next"/>
+                      <w:i/>
+                      <w:color w:val="1A1A1A"/>
+                      <w:sz w:val="22"/>
                       <w:szCs w:val="21"/>
                     </w:rPr>
-                    <w:t xml:space="preserve">3</w:t>
-                  </w:r>
-                  <w:r>
-                    <w:rPr>
-                      <w:rFonts w:ascii="Avenir Next" w:hAnsi="Avenir Next" w:cs="Avenir Next" w:eastAsia="Avenir Next"/>
-                      <w:i/>
-                      <w:color w:val="1A1A1A"/>
-                      <w:sz w:val="21"/>
-                      <w:szCs w:val="21"/>
-                    </w:rPr>
                     <w:t xml:space="preserve">a</w:t>
                   </w:r>
                   <w:r>
                     <w:rPr>
                       <w:rFonts w:ascii="Avenir Next" w:hAnsi="Avenir Next" w:cs="Avenir Next" w:eastAsia="Avenir Next"/>
                       <w:color w:val="1A1A1A"/>
-                      <w:sz w:val="21"/>
+                      <w:sz w:val="22"/>
                       <w:szCs w:val="21"/>
                     </w:rPr>
                     <w:t xml:space="preserve"> + 12</w:t>
@@ -7042,6 +7054,7 @@
           </w:tcPr>
           <w:p>
             <w:pPr>
+              <w:pStyle w:val="Heading2"/>
               <w:spacing w:before="0" w:after="0" w:line="240" w:lineRule="auto"/>
             </w:pPr>
             <w:r>
@@ -7079,7 +7092,7 @@
               <w:rPr>
                 <w:rFonts w:ascii="Avenir Next" w:hAnsi="Avenir Next" w:cs="Avenir Next" w:eastAsia="Avenir Next"/>
                 <w:color w:val="1A1A1A"/>
-                <w:sz w:val="17"/>
+                <w:sz w:val="22"/>
                 <w:szCs w:val="17"/>
               </w:rPr>
               <w:t xml:space="preserve">  I can do this on my own</w:t>
@@ -7108,7 +7121,7 @@
               <w:rPr>
                 <w:rFonts w:ascii="Avenir Next" w:hAnsi="Avenir Next" w:cs="Avenir Next" w:eastAsia="Avenir Next"/>
                 <w:color w:val="1A1A1A"/>
-                <w:sz w:val="17"/>
+                <w:sz w:val="22"/>
                 <w:szCs w:val="17"/>
               </w:rPr>
               <w:t xml:space="preserve">  I need a little help</w:t>
@@ -7137,7 +7150,7 @@
               <w:rPr>
                 <w:rFonts w:ascii="Avenir Next" w:hAnsi="Avenir Next" w:cs="Avenir Next" w:eastAsia="Avenir Next"/>
                 <w:color w:val="1A1A1A"/>
-                <w:sz w:val="17"/>
+                <w:sz w:val="22"/>
                 <w:szCs w:val="17"/>
               </w:rPr>
               <w:t xml:space="preserve">  I have a question about #</w:t>
@@ -7175,7 +7188,7 @@
         <w:rPr>
           <w:rFonts w:ascii="Avenir Next" w:hAnsi="Avenir Next" w:cs="Avenir Next" w:eastAsia="Avenir Next"/>
           <w:color w:val="5A5F66"/>
-          <w:sz w:val="17"/>
+          <w:sz w:val="22"/>
           <w:szCs w:val="17"/>
         </w:rPr>
         <w:t xml:space="preserve">Show someone at home how to factor 6</w:t>
@@ -7185,7 +7198,7 @@
           <w:rFonts w:ascii="Avenir Next" w:hAnsi="Avenir Next" w:cs="Avenir Next" w:eastAsia="Avenir Next"/>
           <w:i/>
           <w:color w:val="5A5F66"/>
-          <w:sz w:val="17"/>
+          <w:sz w:val="22"/>
           <w:szCs w:val="17"/>
         </w:rPr>
         <w:t xml:space="preserve">x</w:t>
@@ -7194,7 +7207,7 @@
         <w:rPr>
           <w:rFonts w:ascii="Avenir Next" w:hAnsi="Avenir Next" w:cs="Avenir Next" w:eastAsia="Avenir Next"/>
           <w:color w:val="5A5F66"/>
-          <w:sz w:val="17"/>
+          <w:sz w:val="22"/>
           <w:szCs w:val="17"/>
         </w:rPr>
         <w:t xml:space="preserve"> + 9 as 3(2</w:t>
@@ -7204,7 +7217,7 @@
           <w:rFonts w:ascii="Avenir Next" w:hAnsi="Avenir Next" w:cs="Avenir Next" w:eastAsia="Avenir Next"/>
           <w:i/>
           <w:color w:val="5A5F66"/>
-          <w:sz w:val="17"/>
+          <w:sz w:val="22"/>
           <w:szCs w:val="17"/>
         </w:rPr>
         <w:t xml:space="preserve">x</w:t>
@@ -7213,7 +7226,7 @@
         <w:rPr>
           <w:rFonts w:ascii="Avenir Next" w:hAnsi="Avenir Next" w:cs="Avenir Next" w:eastAsia="Avenir Next"/>
           <w:color w:val="5A5F66"/>
-          <w:sz w:val="17"/>
+          <w:sz w:val="22"/>
           <w:szCs w:val="17"/>
         </w:rPr>
         <w:t xml:space="preserve"> + 3). Then expand it to check.</w:t>
@@ -7307,7 +7320,106 @@
               <w:sz w:val="15"/>
               <w:szCs w:val="15"/>
             </w:rPr>
-            <w:t xml:space="preserve">Lesson 6-8  ·  Homework Packet  ·  Level 1</w:t>
+            <w:t xml:space="preserve">6-8 · Page </w:t>
+          </w:r>
+          <w:r>
+            <w:rPr>
+              <w:rFonts w:ascii="Avenir Next" w:hAnsi="Avenir Next" w:cs="Avenir Next" w:eastAsia="Avenir Next"/>
+              <w:color w:val="5A5F66"/>
+              <w:sz w:val="15"/>
+              <w:szCs w:val="15"/>
+            </w:rPr>
+            <w:fldChar w:fldCharType="begin"/>
+          </w:r>
+          <w:r>
+            <w:rPr>
+              <w:rFonts w:ascii="Avenir Next" w:hAnsi="Avenir Next" w:cs="Avenir Next" w:eastAsia="Avenir Next"/>
+              <w:color w:val="5A5F66"/>
+              <w:sz w:val="15"/>
+              <w:szCs w:val="15"/>
+            </w:rPr>
+            <w:instrText xml:space="preserve"> PAGE </w:instrText>
+          </w:r>
+          <w:r>
+            <w:rPr>
+              <w:rFonts w:ascii="Avenir Next" w:hAnsi="Avenir Next" w:cs="Avenir Next" w:eastAsia="Avenir Next"/>
+              <w:color w:val="5A5F66"/>
+              <w:sz w:val="15"/>
+              <w:szCs w:val="15"/>
+            </w:rPr>
+            <w:fldChar w:fldCharType="separate"/>
+          </w:r>
+          <w:r>
+            <w:rPr>
+              <w:rFonts w:ascii="Avenir Next" w:hAnsi="Avenir Next" w:cs="Avenir Next" w:eastAsia="Avenir Next"/>
+              <w:color w:val="5A5F66"/>
+              <w:sz w:val="15"/>
+              <w:szCs w:val="15"/>
+            </w:rPr>
+            <w:t xml:space="preserve">1</w:t>
+          </w:r>
+          <w:r>
+            <w:rPr>
+              <w:rFonts w:ascii="Avenir Next" w:hAnsi="Avenir Next" w:cs="Avenir Next" w:eastAsia="Avenir Next"/>
+              <w:color w:val="5A5F66"/>
+              <w:sz w:val="15"/>
+              <w:szCs w:val="15"/>
+            </w:rPr>
+            <w:fldChar w:fldCharType="end"/>
+          </w:r>
+          <w:r>
+            <w:rPr>
+              <w:rFonts w:ascii="Avenir Next" w:hAnsi="Avenir Next" w:cs="Avenir Next" w:eastAsia="Avenir Next"/>
+              <w:color w:val="5A5F66"/>
+              <w:sz w:val="15"/>
+              <w:szCs w:val="15"/>
+            </w:rPr>
+            <w:t xml:space="preserve"> of </w:t>
+          </w:r>
+          <w:r>
+            <w:rPr>
+              <w:rFonts w:ascii="Avenir Next" w:hAnsi="Avenir Next" w:cs="Avenir Next" w:eastAsia="Avenir Next"/>
+              <w:color w:val="5A5F66"/>
+              <w:sz w:val="15"/>
+              <w:szCs w:val="15"/>
+            </w:rPr>
+            <w:fldChar w:fldCharType="begin"/>
+          </w:r>
+          <w:r>
+            <w:rPr>
+              <w:rFonts w:ascii="Avenir Next" w:hAnsi="Avenir Next" w:cs="Avenir Next" w:eastAsia="Avenir Next"/>
+              <w:color w:val="5A5F66"/>
+              <w:sz w:val="15"/>
+              <w:szCs w:val="15"/>
+            </w:rPr>
+            <w:instrText xml:space="preserve"> NUMPAGES </w:instrText>
+          </w:r>
+          <w:r>
+            <w:rPr>
+              <w:rFonts w:ascii="Avenir Next" w:hAnsi="Avenir Next" w:cs="Avenir Next" w:eastAsia="Avenir Next"/>
+              <w:color w:val="5A5F66"/>
+              <w:sz w:val="15"/>
+              <w:szCs w:val="15"/>
+            </w:rPr>
+            <w:fldChar w:fldCharType="separate"/>
+          </w:r>
+          <w:r>
+            <w:rPr>
+              <w:rFonts w:ascii="Avenir Next" w:hAnsi="Avenir Next" w:cs="Avenir Next" w:eastAsia="Avenir Next"/>
+              <w:color w:val="5A5F66"/>
+              <w:sz w:val="15"/>
+              <w:szCs w:val="15"/>
+            </w:rPr>
+            <w:t xml:space="preserve">1</w:t>
+          </w:r>
+          <w:r>
+            <w:rPr>
+              <w:rFonts w:ascii="Avenir Next" w:hAnsi="Avenir Next" w:cs="Avenir Next" w:eastAsia="Avenir Next"/>
+              <w:color w:val="5A5F66"/>
+              <w:sz w:val="15"/>
+              <w:szCs w:val="15"/>
+            </w:rPr>
+            <w:fldChar w:fldCharType="end"/>
           </w:r>
         </w:p>
       </w:tc>
@@ -7350,5 +7462,23 @@
       </w:tblCellMar>
     </w:tblPr>
   </w:style>
+  <w:style w:type="paragraph" w:styleId="Heading1">
+    <w:name w:val="heading 1"/>
+    <w:basedOn w:val="Normal"/>
+    <w:pPr>
+      <w:outlineLvl w:val="0"/>
+      <w:keepNext w:val="0"/>
+      <w:keepLines w:val="0"/>
+    </w:pPr>
+  </w:style>
+  <w:style w:type="paragraph" w:styleId="Heading2">
+    <w:name w:val="heading 2"/>
+    <w:basedOn w:val="Normal"/>
+    <w:pPr>
+      <w:outlineLvl w:val="1"/>
+      <w:keepNext w:val="0"/>
+      <w:keepLines w:val="0"/>
+    </w:pPr>
+  </w:style>
 </w:styles>
 </file>